--- a/2026-Q3/Devotionals/TrainedToTellTheDIfference.docx
+++ b/2026-Q3/Devotionals/TrainedToTellTheDIfference.docx
@@ -1269,16 +1269,7 @@
           <w:sz w:val="21"/>
           <w:szCs w:val="21"/>
         </w:rPr>
-        <w:t xml:space="preserve">men at layer 1 or 3 sincerely believing </w:t>
-      </w:r>
-      <w:r>
-        <w:rPr>
-          <w:rFonts w:ascii="-apple-system" w:hAnsi="-apple-system" w:cs="Calibri"/>
-          <w:color w:val="352F3D"/>
-          <w:sz w:val="21"/>
-          <w:szCs w:val="21"/>
-        </w:rPr>
-        <w:t>they're at layer 4. An untrained perception cannot audit itself.</w:t>
+        <w:t>men at layer 1 or 3 sincerely believing they're at layer 4. An untrained perception cannot audit itself.</w:t>
       </w:r>
     </w:p>
     <w:p>
@@ -1307,18 +1298,7 @@
           <w:szCs w:val="21"/>
           <w14:ligatures w14:val="none"/>
         </w:rPr>
-        <w:t>Christians still sacrifice.</w:t>
-      </w:r>
-      <w:r>
-        <w:rPr>
-          <w:rFonts w:ascii="-apple-system" w:eastAsia="Times New Roman" w:hAnsi="-apple-system" w:cs="Calibri"/>
-          <w:color w:val="352F3D"/>
-          <w:kern w:val="0"/>
-          <w:sz w:val="21"/>
-          <w:szCs w:val="21"/>
-          <w14:ligatures w14:val="none"/>
-        </w:rPr>
-        <w:t> The substitute is finished, so the symbol gives way to the reality: you are now both priest and offering (Rom 12:1; 1 Pet 2:5; Heb 13:15–16). The old standard still applies</w:t>
+        <w:t>Christians still sacrifice. The substitute is finished, so the symbol gives way to the reality: you are now both priest and offering (Rom 12:1; 1 Pet 2:5; Heb 13:15–16). The old standard still applies</w:t>
       </w:r>
       <w:r>
         <w:rPr>
@@ -1991,7 +1971,23 @@
           <w:color w:val="352F3D"/>
           <w:sz w:val="25"/>
         </w:rPr>
-        <w:t>For me, and perhaps for many Christian men, one of the most uncomfortable sentences in the New Testament could be Hebrews five, verse twelve:</w:t>
+        <w:t xml:space="preserve">For me, and perhaps for many Christian men, one of the most uncomfortable sentences in the New Testament </w:t>
+      </w:r>
+      <w:r>
+        <w:rPr>
+          <w:rFonts w:ascii="-apple-system" w:hAnsi="-apple-system" w:cs="Calibri"/>
+          <w:color w:val="352F3D"/>
+          <w:sz w:val="25"/>
+        </w:rPr>
+        <w:t>is</w:t>
+      </w:r>
+      <w:r>
+        <w:rPr>
+          <w:rFonts w:ascii="-apple-system" w:hAnsi="-apple-system" w:cs="Calibri"/>
+          <w:color w:val="352F3D"/>
+          <w:sz w:val="25"/>
+        </w:rPr>
+        <w:t xml:space="preserve"> Hebrews five, verse twelve:</w:t>
       </w:r>
     </w:p>
     <w:p>
@@ -2041,39 +2037,7 @@
           <w:color w:val="352F3D"/>
           <w:sz w:val="25"/>
         </w:rPr>
-        <w:t xml:space="preserve"> The writer is doing math on them </w:t>
-      </w:r>
-      <w:r>
-        <w:rPr>
-          <w:rFonts w:ascii="-apple-system" w:hAnsi="-apple-system" w:cs="Calibri"/>
-          <w:color w:val="352F3D"/>
-          <w:sz w:val="25"/>
-        </w:rPr>
-        <w:t>(</w:t>
-      </w:r>
-      <w:r>
-        <w:rPr>
-          <w:rFonts w:ascii="-apple-system" w:hAnsi="-apple-system" w:cs="Calibri"/>
-          <w:color w:val="352F3D"/>
-          <w:sz w:val="25"/>
-        </w:rPr>
-        <w:t>years in the faith against what they can digest</w:t>
-      </w:r>
-      <w:r>
-        <w:rPr>
-          <w:rFonts w:ascii="-apple-system" w:hAnsi="-apple-system" w:cs="Calibri"/>
-          <w:color w:val="352F3D"/>
-          <w:sz w:val="25"/>
-        </w:rPr>
-        <w:t xml:space="preserve">) </w:t>
-      </w:r>
-      <w:r>
-        <w:rPr>
-          <w:rFonts w:ascii="-apple-system" w:hAnsi="-apple-system" w:cs="Calibri"/>
-          <w:color w:val="352F3D"/>
-          <w:sz w:val="25"/>
-        </w:rPr>
-        <w:t>and the numbers don't work.</w:t>
+        <w:t> The writer is doing math on them (years in the faith against what they can digest) and the numbers don't work.</w:t>
       </w:r>
     </w:p>
     <w:p>
@@ -2110,7 +2074,39 @@
           <w:color w:val="352F3D"/>
           <w:sz w:val="25"/>
         </w:rPr>
-        <w:t> Verse ten: Christ, a high priest in the order of Melchizedek. Verse eleven: about this we have much to say, and it's hard to explain, </w:t>
+        <w:t> </w:t>
+      </w:r>
+      <w:r>
+        <w:rPr>
+          <w:rFonts w:ascii="-apple-system" w:hAnsi="-apple-system" w:cs="Calibri"/>
+          <w:color w:val="352F3D"/>
+          <w:sz w:val="25"/>
+        </w:rPr>
+        <w:t xml:space="preserve"> </w:t>
+      </w:r>
+      <w:r>
+        <w:rPr>
+          <w:rFonts w:ascii="-apple-system" w:hAnsi="-apple-system" w:cs="Calibri"/>
+          <w:color w:val="352F3D"/>
+          <w:sz w:val="25"/>
+        </w:rPr>
+        <w:t xml:space="preserve">Verse ten: Christ, a high priest in the order of Melchizedek. </w:t>
+      </w:r>
+      <w:r>
+        <w:rPr>
+          <w:rFonts w:ascii="-apple-system" w:hAnsi="-apple-system" w:cs="Calibri"/>
+          <w:color w:val="352F3D"/>
+          <w:sz w:val="25"/>
+        </w:rPr>
+        <w:t xml:space="preserve"> </w:t>
+      </w:r>
+      <w:r>
+        <w:rPr>
+          <w:rFonts w:ascii="-apple-system" w:hAnsi="-apple-system" w:cs="Calibri"/>
+          <w:color w:val="352F3D"/>
+          <w:sz w:val="25"/>
+        </w:rPr>
+        <w:t>Verse eleven: about this we have much to say, and it's hard to explain, </w:t>
       </w:r>
       <w:r>
         <w:rPr>
@@ -2139,15 +2135,7 @@
           <w:color w:val="352F3D"/>
           <w:sz w:val="25"/>
         </w:rPr>
-        <w:t>The lesson he broke off</w:t>
-      </w:r>
-      <w:r>
-        <w:rPr>
-          <w:rFonts w:ascii="-apple-system" w:hAnsi="-apple-system" w:cs="Calibri"/>
-          <w:color w:val="352F3D"/>
-          <w:sz w:val="25"/>
-        </w:rPr>
-        <w:t xml:space="preserve">, </w:t>
+        <w:t xml:space="preserve">The lesson he broke off, </w:t>
       </w:r>
       <w:r>
         <w:rPr>
@@ -2165,15 +2153,7 @@
           <w:color w:val="352F3D"/>
           <w:sz w:val="25"/>
         </w:rPr>
-        <w:t xml:space="preserve">, </w:t>
-      </w:r>
-      <w:r>
-        <w:rPr>
-          <w:rFonts w:ascii="-apple-system" w:hAnsi="-apple-system" w:cs="Calibri"/>
-          <w:color w:val="352F3D"/>
-          <w:sz w:val="25"/>
-        </w:rPr>
-        <w:t>was </w:t>
+        <w:t>, was </w:t>
       </w:r>
       <w:r>
         <w:rPr>
@@ -2191,7 +2171,23 @@
           <w:color w:val="352F3D"/>
           <w:sz w:val="25"/>
         </w:rPr>
-        <w:t> That's the meat in this letter.</w:t>
+        <w:t xml:space="preserve"> That's the meat in </w:t>
+      </w:r>
+      <w:r>
+        <w:rPr>
+          <w:rFonts w:ascii="-apple-system" w:hAnsi="-apple-system" w:cs="Calibri"/>
+          <w:color w:val="352F3D"/>
+          <w:sz w:val="25"/>
+        </w:rPr>
+        <w:t>the Hebrew</w:t>
+      </w:r>
+      <w:r>
+        <w:rPr>
+          <w:rFonts w:ascii="-apple-system" w:hAnsi="-apple-system" w:cs="Calibri"/>
+          <w:color w:val="352F3D"/>
+          <w:sz w:val="25"/>
+        </w:rPr>
+        <w:t xml:space="preserve"> letter.</w:t>
       </w:r>
     </w:p>
     <w:p>
@@ -2205,7 +2201,25 @@
           <w:sz w:val="25"/>
           <w:szCs w:val="25"/>
         </w:rPr>
-        <w:t>So, that's the meal today…  We present to you, four words, one question, and a training plan.</w:t>
+        <w:t xml:space="preserve">So, that's </w:t>
+      </w:r>
+      <w:r>
+        <w:rPr>
+          <w:rFonts w:ascii="-apple-system" w:hAnsi="-apple-system"/>
+          <w:color w:val="352F3D"/>
+          <w:sz w:val="25"/>
+          <w:szCs w:val="25"/>
+        </w:rPr>
+        <w:t>also our</w:t>
+      </w:r>
+      <w:r>
+        <w:rPr>
+          <w:rFonts w:ascii="-apple-system" w:hAnsi="-apple-system"/>
+          <w:color w:val="352F3D"/>
+          <w:sz w:val="25"/>
+          <w:szCs w:val="25"/>
+        </w:rPr>
+        <w:t xml:space="preserve"> meal today…  We present to you, four words, one question, and a training plan.</w:t>
       </w:r>
     </w:p>
     <w:p>
@@ -2260,7 +2274,7 @@
           <w:sz w:val="25"/>
           <w:szCs w:val="25"/>
         </w:rPr>
-        <w:t>Layer one:</w:t>
+        <w:t>Layer one: </w:t>
       </w:r>
       <w:r>
         <w:rPr>
@@ -2269,8 +2283,9 @@
           <w:color w:val="352F3D"/>
           <w:sz w:val="25"/>
           <w:szCs w:val="25"/>
-        </w:rPr>
-        <w:t> </w:t>
+          <w:u w:val="single"/>
+        </w:rPr>
+        <w:t>Religion</w:t>
       </w:r>
       <w:r>
         <w:rPr>
@@ -2279,17 +2294,6 @@
           <w:color w:val="352F3D"/>
           <w:sz w:val="25"/>
           <w:szCs w:val="25"/>
-          <w:u w:val="single"/>
-        </w:rPr>
-        <w:t>Religion</w:t>
-      </w:r>
-      <w:r>
-        <w:rPr>
-          <w:rFonts w:ascii="-apple-system" w:hAnsi="-apple-system"/>
-          <w:b/>
-          <w:color w:val="352F3D"/>
-          <w:sz w:val="25"/>
-          <w:szCs w:val="25"/>
         </w:rPr>
         <w:t>.</w:t>
       </w:r>
@@ -2300,16 +2304,7 @@
           <w:sz w:val="25"/>
           <w:szCs w:val="25"/>
         </w:rPr>
-        <w:t xml:space="preserve"> James's word (1:26-27) </w:t>
-      </w:r>
-      <w:r>
-        <w:rPr>
-          <w:rFonts w:ascii="-apple-system" w:hAnsi="-apple-system"/>
-          <w:color w:val="352F3D"/>
-          <w:sz w:val="25"/>
-          <w:szCs w:val="25"/>
-        </w:rPr>
-        <w:t>(</w:t>
+        <w:t> James's word (1:26-27) (</w:t>
       </w:r>
       <w:proofErr w:type="spellStart"/>
       <w:r>
@@ -2330,16 +2325,7 @@
           <w:sz w:val="25"/>
           <w:szCs w:val="25"/>
         </w:rPr>
-        <w:t xml:space="preserve">) </w:t>
-      </w:r>
-      <w:r>
-        <w:rPr>
-          <w:rFonts w:ascii="-apple-system" w:hAnsi="-apple-system"/>
-          <w:color w:val="352F3D"/>
-          <w:sz w:val="25"/>
-          <w:szCs w:val="25"/>
-        </w:rPr>
-        <w:t xml:space="preserve">the outward system. </w:t>
+        <w:t xml:space="preserve">) the outward system. </w:t>
       </w:r>
       <w:r>
         <w:rPr>
@@ -2507,16 +2493,7 @@
           <w:sz w:val="25"/>
           <w:szCs w:val="25"/>
         </w:rPr>
-        <w:t xml:space="preserve">, </w:t>
-      </w:r>
-      <w:r>
-        <w:rPr>
-          <w:rFonts w:ascii="-apple-system" w:hAnsi="-apple-system"/>
-          <w:color w:val="352F3D"/>
-          <w:sz w:val="25"/>
-          <w:szCs w:val="25"/>
-        </w:rPr>
-        <w:t xml:space="preserve">the heart </w:t>
+        <w:t xml:space="preserve">, the heart </w:t>
       </w:r>
       <w:proofErr w:type="gramStart"/>
       <w:r>
@@ -2536,7 +2513,27 @@
           <w:sz w:val="25"/>
           <w:szCs w:val="25"/>
         </w:rPr>
-        <w:t xml:space="preserve"> at God, "in spirit and truth" (John 4:23–24). </w:t>
+        <w:t xml:space="preserve"> at God, </w:t>
+      </w:r>
+      <w:r>
+        <w:rPr>
+          <w:rFonts w:ascii="-apple-system" w:hAnsi="-apple-system"/>
+          <w:i/>
+          <w:iCs/>
+          <w:color w:val="352F3D"/>
+          <w:sz w:val="25"/>
+          <w:szCs w:val="25"/>
+        </w:rPr>
+        <w:t>"in spirit and truth"</w:t>
+      </w:r>
+      <w:r>
+        <w:rPr>
+          <w:rFonts w:ascii="-apple-system" w:hAnsi="-apple-system"/>
+          <w:color w:val="352F3D"/>
+          <w:sz w:val="25"/>
+          <w:szCs w:val="25"/>
+        </w:rPr>
+        <w:t xml:space="preserve"> (John 4:23–24). </w:t>
       </w:r>
       <w:r>
         <w:rPr>
@@ -2573,16 +2570,7 @@
           <w:sz w:val="25"/>
           <w:szCs w:val="25"/>
         </w:rPr>
-        <w:t xml:space="preserve">, </w:t>
-      </w:r>
-      <w:r>
-        <w:rPr>
-          <w:rFonts w:ascii="-apple-system" w:hAnsi="-apple-system"/>
-          <w:color w:val="352F3D"/>
-          <w:sz w:val="25"/>
-          <w:szCs w:val="25"/>
-        </w:rPr>
-        <w:t xml:space="preserve">even to its owner. </w:t>
+        <w:t xml:space="preserve">, even to its owner. </w:t>
       </w:r>
       <w:r>
         <w:rPr>
@@ -2665,16 +2653,7 @@
           <w:sz w:val="25"/>
           <w:szCs w:val="25"/>
         </w:rPr>
-        <w:t> </w:t>
-      </w:r>
-      <w:r>
-        <w:rPr>
-          <w:rFonts w:ascii="-apple-system" w:hAnsi="-apple-system"/>
-          <w:color w:val="352F3D"/>
-          <w:sz w:val="25"/>
-          <w:szCs w:val="25"/>
-        </w:rPr>
-        <w:t>Where the invisible becomes visible. </w:t>
+        <w:t> Where the invisible becomes visible. </w:t>
       </w:r>
       <w:r>
         <w:rPr>
@@ -2684,27 +2663,7 @@
           <w:sz w:val="25"/>
           <w:szCs w:val="25"/>
         </w:rPr>
-        <w:t>Sacrifice is worship's currency</w:t>
-      </w:r>
-      <w:r>
-        <w:rPr>
-          <w:rFonts w:ascii="-apple-system" w:hAnsi="-apple-system"/>
-          <w:b/>
-          <w:color w:val="352F3D"/>
-          <w:sz w:val="25"/>
-          <w:szCs w:val="25"/>
-        </w:rPr>
-        <w:t xml:space="preserve">, </w:t>
-      </w:r>
-      <w:r>
-        <w:rPr>
-          <w:rFonts w:ascii="-apple-system" w:hAnsi="-apple-system"/>
-          <w:b/>
-          <w:color w:val="352F3D"/>
-          <w:sz w:val="25"/>
-          <w:szCs w:val="25"/>
-        </w:rPr>
-        <w:t>the moment the disposition costs something and you pay it.</w:t>
+        <w:t>Sacrifice is worship's currency, the moment the disposition costs something and you pay it.</w:t>
       </w:r>
       <w:r>
         <w:rPr>
@@ -2731,25 +2690,27 @@
           <w:sz w:val="25"/>
           <w:szCs w:val="25"/>
         </w:rPr>
-        <w:t>He said: "Take your son</w:t>
-      </w:r>
-      <w:r>
-        <w:rPr>
-          <w:rFonts w:ascii="-apple-system" w:hAnsi="-apple-system"/>
-          <w:color w:val="352F3D"/>
-          <w:sz w:val="25"/>
-          <w:szCs w:val="25"/>
-        </w:rPr>
-        <w:t xml:space="preserve">, </w:t>
-      </w:r>
-      <w:r>
-        <w:rPr>
-          <w:rFonts w:ascii="-apple-system" w:hAnsi="-apple-system"/>
-          <w:color w:val="352F3D"/>
-          <w:sz w:val="25"/>
-          <w:szCs w:val="25"/>
-        </w:rPr>
-        <w:t xml:space="preserve">your only son, whom you love" (Genesis 22:2). </w:t>
+        <w:t xml:space="preserve">He said: </w:t>
+      </w:r>
+      <w:r>
+        <w:rPr>
+          <w:rFonts w:ascii="-apple-system" w:hAnsi="-apple-system"/>
+          <w:i/>
+          <w:iCs/>
+          <w:color w:val="352F3D"/>
+          <w:sz w:val="25"/>
+          <w:szCs w:val="25"/>
+        </w:rPr>
+        <w:t>"Take your son, your only son, whom you love"</w:t>
+      </w:r>
+      <w:r>
+        <w:rPr>
+          <w:rFonts w:ascii="-apple-system" w:hAnsi="-apple-system"/>
+          <w:color w:val="352F3D"/>
+          <w:sz w:val="25"/>
+          <w:szCs w:val="25"/>
+        </w:rPr>
+        <w:t xml:space="preserve"> (Genesis 22:2). </w:t>
       </w:r>
       <w:r>
         <w:rPr>
@@ -2767,7 +2728,25 @@
           <w:sz w:val="25"/>
           <w:szCs w:val="25"/>
         </w:rPr>
-        <w:t>Hebrews says Abraham's faith became </w:t>
+        <w:t xml:space="preserve">Hebrews </w:t>
+      </w:r>
+      <w:r>
+        <w:rPr>
+          <w:rFonts w:ascii="-apple-system" w:hAnsi="-apple-system"/>
+          <w:color w:val="352F3D"/>
+          <w:sz w:val="25"/>
+          <w:szCs w:val="25"/>
+        </w:rPr>
+        <w:t xml:space="preserve">11 </w:t>
+      </w:r>
+      <w:r>
+        <w:rPr>
+          <w:rFonts w:ascii="-apple-system" w:hAnsi="-apple-system"/>
+          <w:color w:val="352F3D"/>
+          <w:sz w:val="25"/>
+          <w:szCs w:val="25"/>
+        </w:rPr>
+        <w:t>says Abraham's faith became </w:t>
       </w:r>
       <w:r>
         <w:rPr>
@@ -2867,25 +2846,25 @@
           <w:sz w:val="25"/>
           <w:szCs w:val="25"/>
         </w:rPr>
-        <w:t> Paul's phrase</w:t>
-      </w:r>
-      <w:r>
-        <w:rPr>
-          <w:rFonts w:ascii="-apple-system" w:hAnsi="-apple-system"/>
-          <w:color w:val="352F3D"/>
-          <w:sz w:val="25"/>
-          <w:szCs w:val="25"/>
-        </w:rPr>
-        <w:t xml:space="preserve">, </w:t>
-      </w:r>
-      <w:r>
-        <w:rPr>
-          <w:rFonts w:ascii="-apple-system" w:hAnsi="-apple-system"/>
-          <w:color w:val="352F3D"/>
-          <w:sz w:val="25"/>
-          <w:szCs w:val="25"/>
-        </w:rPr>
-        <w:t xml:space="preserve">it opens and closes Romans (1:5; 16:26). </w:t>
+        <w:t xml:space="preserve"> Paul's phrase, it opens and closes </w:t>
+      </w:r>
+      <w:r>
+        <w:rPr>
+          <w:rFonts w:ascii="-apple-system" w:hAnsi="-apple-system"/>
+          <w:color w:val="352F3D"/>
+          <w:sz w:val="25"/>
+          <w:szCs w:val="25"/>
+        </w:rPr>
+        <w:t xml:space="preserve">the book of </w:t>
+      </w:r>
+      <w:r>
+        <w:rPr>
+          <w:rFonts w:ascii="-apple-system" w:hAnsi="-apple-system"/>
+          <w:color w:val="352F3D"/>
+          <w:sz w:val="25"/>
+          <w:szCs w:val="25"/>
+        </w:rPr>
+        <w:t xml:space="preserve">Romans (1:5; 16:26). </w:t>
       </w:r>
       <w:r>
         <w:rPr>
@@ -2940,16 +2919,7 @@
           <w:sz w:val="25"/>
           <w:szCs w:val="25"/>
         </w:rPr>
-        <w:t>Not one dramatic act</w:t>
-      </w:r>
-      <w:r>
-        <w:rPr>
-          <w:rFonts w:ascii="-apple-system" w:hAnsi="-apple-system"/>
-          <w:color w:val="352F3D"/>
-          <w:sz w:val="25"/>
-          <w:szCs w:val="25"/>
-        </w:rPr>
-        <w:t xml:space="preserve">, </w:t>
+        <w:t xml:space="preserve">Not one dramatic act, </w:t>
       </w:r>
       <w:r>
         <w:rPr>
@@ -3001,25 +2971,7 @@
           <w:sz w:val="25"/>
           <w:szCs w:val="25"/>
         </w:rPr>
-        <w:t> Religion without worship</w:t>
-      </w:r>
-      <w:r>
-        <w:rPr>
-          <w:rFonts w:ascii="-apple-system" w:hAnsi="-apple-system"/>
-          <w:color w:val="352F3D"/>
-          <w:sz w:val="25"/>
-          <w:szCs w:val="25"/>
-        </w:rPr>
-        <w:t xml:space="preserve">, </w:t>
-      </w:r>
-      <w:r>
-        <w:rPr>
-          <w:rFonts w:ascii="-apple-system" w:hAnsi="-apple-system"/>
-          <w:color w:val="352F3D"/>
-          <w:sz w:val="25"/>
-          <w:szCs w:val="25"/>
-        </w:rPr>
-        <w:t xml:space="preserve">the Pharisee. </w:t>
+        <w:t xml:space="preserve"> Religion without worship, the Pharisee. </w:t>
       </w:r>
       <w:r>
         <w:rPr>
@@ -3037,25 +2989,7 @@
           <w:sz w:val="25"/>
           <w:szCs w:val="25"/>
         </w:rPr>
-        <w:t>Worship without sacrifice</w:t>
-      </w:r>
-      <w:r>
-        <w:rPr>
-          <w:rFonts w:ascii="-apple-system" w:hAnsi="-apple-system"/>
-          <w:color w:val="352F3D"/>
-          <w:sz w:val="25"/>
-          <w:szCs w:val="25"/>
-        </w:rPr>
-        <w:t xml:space="preserve">, </w:t>
-      </w:r>
-      <w:r>
-        <w:rPr>
-          <w:rFonts w:ascii="-apple-system" w:hAnsi="-apple-system"/>
-          <w:color w:val="352F3D"/>
-          <w:sz w:val="25"/>
-          <w:szCs w:val="25"/>
-        </w:rPr>
-        <w:t xml:space="preserve">sentiment. </w:t>
+        <w:t xml:space="preserve">Worship without sacrifice, sentiment. </w:t>
       </w:r>
       <w:r>
         <w:rPr>
@@ -3073,25 +3007,7 @@
           <w:sz w:val="25"/>
           <w:szCs w:val="25"/>
         </w:rPr>
-        <w:t>Sacrifice without obedience</w:t>
-      </w:r>
-      <w:r>
-        <w:rPr>
-          <w:rFonts w:ascii="-apple-system" w:hAnsi="-apple-system"/>
-          <w:color w:val="352F3D"/>
-          <w:sz w:val="25"/>
-          <w:szCs w:val="25"/>
-        </w:rPr>
-        <w:t xml:space="preserve">, </w:t>
-      </w:r>
-      <w:r>
-        <w:rPr>
-          <w:rFonts w:ascii="-apple-system" w:hAnsi="-apple-system"/>
-          <w:color w:val="352F3D"/>
-          <w:sz w:val="25"/>
-          <w:szCs w:val="25"/>
-        </w:rPr>
-        <w:t xml:space="preserve">that's Saul. </w:t>
+        <w:t xml:space="preserve">Sacrifice without obedience, that's Saul. </w:t>
       </w:r>
       <w:r>
         <w:rPr>
@@ -3133,6 +3049,8 @@
         <w:rPr>
           <w:rFonts w:ascii="-apple-system" w:hAnsi="-apple-system"/>
           <w:b/>
+          <w:i/>
+          <w:iCs/>
           <w:color w:val="352F3D"/>
           <w:sz w:val="25"/>
           <w:szCs w:val="25"/>
@@ -3211,7 +3129,23 @@
           <w:color w:val="352F3D"/>
           <w:sz w:val="25"/>
         </w:rPr>
-        <w:t>And that's the connection back to Hebrews. Look at what these failures have in common.</w:t>
+        <w:t xml:space="preserve">And that's the connection back to Hebrews. Look at what </w:t>
+      </w:r>
+      <w:r>
+        <w:rPr>
+          <w:rFonts w:ascii="-apple-system" w:hAnsi="-apple-system" w:cs="Calibri"/>
+          <w:color w:val="352F3D"/>
+          <w:sz w:val="25"/>
+        </w:rPr>
+        <w:t xml:space="preserve">sacrifice </w:t>
+      </w:r>
+      <w:r>
+        <w:rPr>
+          <w:rFonts w:ascii="-apple-system" w:hAnsi="-apple-system" w:cs="Calibri"/>
+          <w:color w:val="352F3D"/>
+          <w:sz w:val="25"/>
+        </w:rPr>
+        <w:t>failures have in common.</w:t>
       </w:r>
     </w:p>
     <w:p>
@@ -3225,57 +3159,95 @@
           <w:sz w:val="25"/>
           <w:szCs w:val="25"/>
         </w:rPr>
-        <w:t xml:space="preserve">Malachi's priests offer blind and lame animals, and when God confronts </w:t>
-      </w:r>
-      <w:r>
-        <w:rPr>
-          <w:rFonts w:ascii="-apple-system" w:hAnsi="-apple-system"/>
-          <w:color w:val="352F3D"/>
-          <w:sz w:val="25"/>
-          <w:szCs w:val="25"/>
-        </w:rPr>
-        <w:t>them,</w:t>
-      </w:r>
-      <w:r>
-        <w:rPr>
-          <w:rFonts w:ascii="-apple-system" w:hAnsi="-apple-system"/>
-          <w:color w:val="352F3D"/>
-          <w:sz w:val="25"/>
-          <w:szCs w:val="25"/>
-        </w:rPr>
-        <w:t xml:space="preserve"> they answer </w:t>
-      </w:r>
-      <w:r>
-        <w:rPr>
-          <w:rFonts w:ascii="-apple-system" w:hAnsi="-apple-system"/>
-          <w:color w:val="352F3D"/>
-          <w:sz w:val="25"/>
-          <w:szCs w:val="25"/>
-        </w:rPr>
-        <w:t>(</w:t>
-      </w:r>
-      <w:r>
-        <w:rPr>
-          <w:rFonts w:ascii="-apple-system" w:hAnsi="-apple-system"/>
-          <w:color w:val="352F3D"/>
-          <w:sz w:val="25"/>
-          <w:szCs w:val="25"/>
-        </w:rPr>
-        <w:t>and I think they mean it</w:t>
-      </w:r>
-      <w:r>
-        <w:rPr>
-          <w:rFonts w:ascii="-apple-system" w:hAnsi="-apple-system"/>
-          <w:color w:val="352F3D"/>
-          <w:sz w:val="25"/>
-          <w:szCs w:val="25"/>
-        </w:rPr>
-        <w:t xml:space="preserve">) </w:t>
+        <w:t xml:space="preserve">In </w:t>
+      </w:r>
+      <w:r>
+        <w:rPr>
+          <w:rFonts w:ascii="-apple-system" w:hAnsi="-apple-system"/>
+          <w:color w:val="352F3D"/>
+          <w:sz w:val="25"/>
+          <w:szCs w:val="25"/>
+        </w:rPr>
+        <w:t xml:space="preserve">Malachi's </w:t>
+      </w:r>
+      <w:r>
+        <w:rPr>
+          <w:rFonts w:ascii="-apple-system" w:hAnsi="-apple-system"/>
+          <w:color w:val="352F3D"/>
+          <w:sz w:val="25"/>
+          <w:szCs w:val="25"/>
+        </w:rPr>
+        <w:t xml:space="preserve">day, </w:t>
+      </w:r>
+      <w:r>
+        <w:rPr>
+          <w:rFonts w:ascii="-apple-system" w:hAnsi="-apple-system"/>
+          <w:color w:val="352F3D"/>
+          <w:sz w:val="25"/>
+          <w:szCs w:val="25"/>
+        </w:rPr>
+        <w:t>priests offer</w:t>
+      </w:r>
+      <w:r>
+        <w:rPr>
+          <w:rFonts w:ascii="-apple-system" w:hAnsi="-apple-system"/>
+          <w:color w:val="352F3D"/>
+          <w:sz w:val="25"/>
+          <w:szCs w:val="25"/>
+        </w:rPr>
+        <w:t>ed</w:t>
+      </w:r>
+      <w:r>
+        <w:rPr>
+          <w:rFonts w:ascii="-apple-system" w:hAnsi="-apple-system"/>
+          <w:color w:val="352F3D"/>
+          <w:sz w:val="25"/>
+          <w:szCs w:val="25"/>
+        </w:rPr>
+        <w:t xml:space="preserve"> blind and lame animals, and when God confront</w:t>
+      </w:r>
+      <w:r>
+        <w:rPr>
+          <w:rFonts w:ascii="-apple-system" w:hAnsi="-apple-system"/>
+          <w:color w:val="352F3D"/>
+          <w:sz w:val="25"/>
+          <w:szCs w:val="25"/>
+        </w:rPr>
+        <w:t>ed</w:t>
+      </w:r>
+      <w:r>
+        <w:rPr>
+          <w:rFonts w:ascii="-apple-system" w:hAnsi="-apple-system"/>
+          <w:color w:val="352F3D"/>
+          <w:sz w:val="25"/>
+          <w:szCs w:val="25"/>
+        </w:rPr>
+        <w:t xml:space="preserve"> them, they answer</w:t>
+      </w:r>
+      <w:r>
+        <w:rPr>
+          <w:rFonts w:ascii="-apple-system" w:hAnsi="-apple-system"/>
+          <w:color w:val="352F3D"/>
+          <w:sz w:val="25"/>
+          <w:szCs w:val="25"/>
+        </w:rPr>
+        <w:t>ed</w:t>
+      </w:r>
+      <w:r>
+        <w:rPr>
+          <w:rFonts w:ascii="-apple-system" w:hAnsi="-apple-system"/>
+          <w:color w:val="352F3D"/>
+          <w:sz w:val="25"/>
+          <w:szCs w:val="25"/>
+        </w:rPr>
+        <w:t xml:space="preserve"> (and I think they mean it) </w:t>
       </w:r>
       <w:r>
         <w:rPr>
           <w:rFonts w:ascii="-apple-system" w:hAnsi="-apple-system"/>
           <w:b/>
+          <w:i/>
+          <w:iCs/>
           <w:color w:val="352F3D"/>
           <w:sz w:val="25"/>
           <w:szCs w:val="25"/>
@@ -3404,16 +3376,7 @@
           <w:sz w:val="25"/>
           <w:szCs w:val="25"/>
         </w:rPr>
-        <w:t>Uzzah's whole generation put the Ark on a </w:t>
-      </w:r>
-      <w:r>
-        <w:rPr>
-          <w:rFonts w:ascii="-apple-system" w:hAnsi="-apple-system"/>
-          <w:color w:val="352F3D"/>
-          <w:sz w:val="25"/>
-          <w:szCs w:val="25"/>
-        </w:rPr>
-        <w:t>cart instead of carrying it via poles, and nobody in a procession of thirty thousand perceived the problem.</w:t>
+        <w:t>Uzzah's whole generation put the Ark on a cart instead of carrying it via poles, and nobody in a procession of thirty thousand perceived the problem.</w:t>
       </w:r>
     </w:p>
     <w:p>
@@ -3502,7 +3465,25 @@
           <w:sz w:val="25"/>
           <w:szCs w:val="25"/>
         </w:rPr>
-        <w:t xml:space="preserve"> The infant doesn't know he's an infant. </w:t>
+        <w:t> </w:t>
+      </w:r>
+      <w:r>
+        <w:rPr>
+          <w:rFonts w:ascii="-apple-system" w:hAnsi="-apple-system"/>
+          <w:color w:val="352F3D"/>
+          <w:sz w:val="25"/>
+          <w:szCs w:val="25"/>
+        </w:rPr>
+        <w:t xml:space="preserve"> </w:t>
+      </w:r>
+      <w:r>
+        <w:rPr>
+          <w:rFonts w:ascii="-apple-system" w:hAnsi="-apple-system"/>
+          <w:color w:val="352F3D"/>
+          <w:sz w:val="25"/>
+          <w:szCs w:val="25"/>
+        </w:rPr>
+        <w:t xml:space="preserve">The infant doesn't know he's an infant. </w:t>
       </w:r>
       <w:r>
         <w:rPr>
@@ -3544,26 +3525,16 @@
           <w:sz w:val="25"/>
           <w:szCs w:val="25"/>
         </w:rPr>
-        <w:t xml:space="preserve">"Solid food is for the mature, </w:t>
-      </w:r>
-      <w:r>
-        <w:rPr>
-          <w:rFonts w:ascii="-apple-system" w:hAnsi="-apple-system"/>
-          <w:b/>
-          <w:color w:val="352F3D"/>
-          <w:sz w:val="25"/>
-          <w:szCs w:val="25"/>
-        </w:rPr>
-        <w:t>whose perceptions are trained by practice to discern both good and evil."</w:t>
-      </w:r>
-      <w:r>
-        <w:rPr>
-          <w:rFonts w:ascii="-apple-system" w:hAnsi="-apple-system"/>
-          <w:color w:val="352F3D"/>
-          <w:sz w:val="25"/>
-          <w:szCs w:val="25"/>
-        </w:rPr>
-        <w:t xml:space="preserve"> Discernment isn't mainly spotting scandal. </w:t>
+        <w:t>"Solid food is for the mature, whose perceptions are trained by practice to discern both good and evil."</w:t>
+      </w:r>
+      <w:r>
+        <w:rPr>
+          <w:rFonts w:ascii="-apple-system" w:hAnsi="-apple-system"/>
+          <w:color w:val="352F3D"/>
+          <w:sz w:val="25"/>
+          <w:szCs w:val="25"/>
+        </w:rPr>
+        <w:t> </w:t>
       </w:r>
       <w:r>
         <w:rPr>
@@ -3581,16 +3552,7 @@
           <w:sz w:val="25"/>
           <w:szCs w:val="25"/>
         </w:rPr>
-        <w:t xml:space="preserve">Saul's problem wasn't </w:t>
-      </w:r>
-      <w:r>
-        <w:rPr>
-          <w:rFonts w:ascii="-apple-system" w:hAnsi="-apple-system"/>
-          <w:color w:val="352F3D"/>
-          <w:sz w:val="25"/>
-          <w:szCs w:val="25"/>
-        </w:rPr>
-        <w:t>scandal;</w:t>
+        <w:t xml:space="preserve">Discernment isn't mainly spotting scandal. </w:t>
       </w:r>
       <w:r>
         <w:rPr>
@@ -3608,7 +3570,7 @@
           <w:sz w:val="25"/>
           <w:szCs w:val="25"/>
         </w:rPr>
-        <w:t>it was religion </w:t>
+        <w:t>Saul's problem wasn't scandal; it was religion </w:t>
       </w:r>
       <w:r>
         <w:rPr>
@@ -3628,6 +3590,15 @@
           <w:szCs w:val="25"/>
         </w:rPr>
         <w:t> of obedience. </w:t>
+      </w:r>
+      <w:r>
+        <w:rPr>
+          <w:rFonts w:ascii="-apple-system" w:hAnsi="-apple-system"/>
+          <w:color w:val="352F3D"/>
+          <w:sz w:val="25"/>
+          <w:szCs w:val="25"/>
+        </w:rPr>
+        <w:t xml:space="preserve"> </w:t>
       </w:r>
       <w:r>
         <w:rPr>
@@ -3738,43 +3709,16 @@
           <w:sz w:val="25"/>
           <w:szCs w:val="25"/>
         </w:rPr>
-        <w:t xml:space="preserve">Telling the Good </w:t>
-      </w:r>
-      <w:r>
-        <w:rPr>
-          <w:rFonts w:ascii="-apple-system" w:hAnsi="-apple-system"/>
-          <w:color w:val="352F3D"/>
-          <w:sz w:val="25"/>
-          <w:szCs w:val="25"/>
-        </w:rPr>
-        <w:t>(</w:t>
-      </w:r>
-      <w:r>
-        <w:rPr>
-          <w:rFonts w:ascii="-apple-system" w:hAnsi="-apple-system"/>
-          <w:color w:val="352F3D"/>
-          <w:sz w:val="25"/>
-          <w:szCs w:val="25"/>
-        </w:rPr>
-        <w:t>God's own character</w:t>
-      </w:r>
-      <w:r>
-        <w:rPr>
-          <w:rFonts w:ascii="-apple-system" w:hAnsi="-apple-system"/>
-          <w:color w:val="352F3D"/>
-          <w:sz w:val="25"/>
-          <w:szCs w:val="25"/>
-        </w:rPr>
-        <w:t xml:space="preserve">) </w:t>
-      </w:r>
-      <w:r>
-        <w:rPr>
-          <w:rFonts w:ascii="-apple-system" w:hAnsi="-apple-system"/>
-          <w:color w:val="352F3D"/>
-          <w:sz w:val="25"/>
-          <w:szCs w:val="25"/>
-        </w:rPr>
-        <w:t>from everything that merely resembles it.</w:t>
+        <w:t>Discerning</w:t>
+      </w:r>
+      <w:r>
+        <w:rPr>
+          <w:rFonts w:ascii="-apple-system" w:hAnsi="-apple-system"/>
+          <w:color w:val="352F3D"/>
+          <w:sz w:val="25"/>
+          <w:szCs w:val="25"/>
+        </w:rPr>
+        <w:t xml:space="preserve"> the Good (God's own character) from everything that merely resembles it.</w:t>
       </w:r>
     </w:p>
     <w:p>
@@ -3845,25 +3789,7 @@
           <w:sz w:val="25"/>
           <w:szCs w:val="25"/>
         </w:rPr>
-        <w:t>Most of us would instinctively say no</w:t>
-      </w:r>
-      <w:r>
-        <w:rPr>
-          <w:rFonts w:ascii="-apple-system" w:hAnsi="-apple-system"/>
-          <w:color w:val="352F3D"/>
-          <w:sz w:val="25"/>
-          <w:szCs w:val="25"/>
-        </w:rPr>
-        <w:t xml:space="preserve">, </w:t>
-      </w:r>
-      <w:r>
-        <w:rPr>
-          <w:rFonts w:ascii="-apple-system" w:hAnsi="-apple-system"/>
-          <w:color w:val="352F3D"/>
-          <w:sz w:val="25"/>
-          <w:szCs w:val="25"/>
-        </w:rPr>
-        <w:t xml:space="preserve">that ended at the cross. </w:t>
+        <w:t xml:space="preserve">Most of us would instinctively say no, that ended at the cross. </w:t>
       </w:r>
       <w:r>
         <w:rPr>
@@ -3992,7 +3918,23 @@
           <w:color w:val="352F3D"/>
           <w:sz w:val="25"/>
         </w:rPr>
-        <w:t>But listen to what Paul does with the sacrificial language after saying all that. Romans twelve, verse one:</w:t>
+        <w:t xml:space="preserve">But listen to what Paul does with the sacrificial language after saying all that. </w:t>
+      </w:r>
+      <w:r>
+        <w:rPr>
+          <w:rFonts w:ascii="-apple-system" w:hAnsi="-apple-system" w:cs="Calibri"/>
+          <w:color w:val="352F3D"/>
+          <w:sz w:val="25"/>
+        </w:rPr>
+        <w:t xml:space="preserve"> </w:t>
+      </w:r>
+      <w:r>
+        <w:rPr>
+          <w:rFonts w:ascii="-apple-system" w:hAnsi="-apple-system" w:cs="Calibri"/>
+          <w:color w:val="352F3D"/>
+          <w:sz w:val="25"/>
+        </w:rPr>
+        <w:t>Romans twelve, verse one:</w:t>
       </w:r>
     </w:p>
     <w:p>
@@ -4001,6 +3943,8 @@
         <w:spacing w:before="0" w:beforeAutospacing="0" w:after="240" w:afterAutospacing="0" w:line="360" w:lineRule="auto"/>
         <w:rPr>
           <w:rFonts w:ascii="-apple-system" w:hAnsi="-apple-system" w:cs="Calibri"/>
+          <w:i/>
+          <w:iCs/>
           <w:color w:val="352F3D"/>
           <w:sz w:val="25"/>
         </w:rPr>
@@ -4010,6 +3954,8 @@
           <w:rFonts w:ascii="-apple-system" w:hAnsi="-apple-system" w:cs="Calibri"/>
           <w:b/>
           <w:bCs/>
+          <w:i/>
+          <w:iCs/>
           <w:color w:val="352F3D"/>
           <w:sz w:val="25"/>
         </w:rPr>
@@ -4020,6 +3966,8 @@
           <w:rFonts w:ascii="-apple-system" w:hAnsi="-apple-system" w:cs="Calibri"/>
           <w:b/>
           <w:bCs/>
+          <w:i/>
+          <w:iCs/>
           <w:color w:val="352F3D"/>
           <w:sz w:val="25"/>
         </w:rPr>
@@ -4030,10 +3978,392 @@
           <w:rFonts w:ascii="-apple-system" w:hAnsi="-apple-system" w:cs="Calibri"/>
           <w:b/>
           <w:bCs/>
-          <w:color w:val="352F3D"/>
-          <w:sz w:val="25"/>
-        </w:rPr>
-        <w:t xml:space="preserve"> I exhort you, brothers and sisters, by the mercies of God, to present your bodies as a sacrifice</w:t>
+          <w:i/>
+          <w:iCs/>
+          <w:color w:val="352F3D"/>
+          <w:sz w:val="25"/>
+        </w:rPr>
+        <w:t xml:space="preserve"> I exhort you, brothers and sisters, by the mercies of God, to present your bodies as a sacrifice, alive, holy, and pleasing to God, which is your reasonable service."</w:t>
+      </w:r>
+    </w:p>
+    <w:p>
+      <w:pPr>
+        <w:spacing w:after="240" w:line="360" w:lineRule="auto"/>
+      </w:pPr>
+      <w:r>
+        <w:rPr>
+          <w:rFonts w:ascii="-apple-system" w:hAnsi="-apple-system"/>
+          <w:color w:val="352F3D"/>
+          <w:sz w:val="25"/>
+          <w:szCs w:val="25"/>
+        </w:rPr>
+        <w:lastRenderedPageBreak/>
+        <w:t>Sacrifice didn't end. </w:t>
+      </w:r>
+      <w:r>
+        <w:rPr>
+          <w:rFonts w:ascii="-apple-system" w:hAnsi="-apple-system"/>
+          <w:color w:val="352F3D"/>
+          <w:sz w:val="25"/>
+          <w:szCs w:val="25"/>
+        </w:rPr>
+        <w:t xml:space="preserve"> </w:t>
+      </w:r>
+      <w:r>
+        <w:rPr>
+          <w:rFonts w:ascii="-apple-system" w:hAnsi="-apple-system"/>
+          <w:b/>
+          <w:color w:val="352F3D"/>
+          <w:sz w:val="25"/>
+          <w:szCs w:val="25"/>
+        </w:rPr>
+        <w:t>It changed material.</w:t>
+      </w:r>
+      <w:r>
+        <w:rPr>
+          <w:rFonts w:ascii="-apple-system" w:hAnsi="-apple-system"/>
+          <w:color w:val="352F3D"/>
+          <w:sz w:val="25"/>
+          <w:szCs w:val="25"/>
+        </w:rPr>
+        <w:t> </w:t>
+      </w:r>
+      <w:r>
+        <w:rPr>
+          <w:rFonts w:ascii="-apple-system" w:hAnsi="-apple-system"/>
+          <w:color w:val="352F3D"/>
+          <w:sz w:val="25"/>
+          <w:szCs w:val="25"/>
+        </w:rPr>
+        <w:t xml:space="preserve"> </w:t>
+      </w:r>
+      <w:r>
+        <w:rPr>
+          <w:rFonts w:ascii="-apple-system" w:hAnsi="-apple-system"/>
+          <w:color w:val="352F3D"/>
+          <w:sz w:val="25"/>
+          <w:szCs w:val="25"/>
+        </w:rPr>
+        <w:t xml:space="preserve">Under the old covenant, a substitute died in your place, you brought the lamb, and the lamb went on the altar instead of you. </w:t>
+      </w:r>
+      <w:r>
+        <w:rPr>
+          <w:rFonts w:ascii="-apple-system" w:hAnsi="-apple-system"/>
+          <w:color w:val="352F3D"/>
+          <w:sz w:val="25"/>
+          <w:szCs w:val="25"/>
+        </w:rPr>
+        <w:t xml:space="preserve"> </w:t>
+      </w:r>
+      <w:r>
+        <w:rPr>
+          <w:rFonts w:ascii="-apple-system" w:hAnsi="-apple-system"/>
+          <w:color w:val="352F3D"/>
+          <w:sz w:val="25"/>
+          <w:szCs w:val="25"/>
+        </w:rPr>
+        <w:t xml:space="preserve">Now the Substitute has died, once for all. </w:t>
+      </w:r>
+      <w:r>
+        <w:rPr>
+          <w:rFonts w:ascii="-apple-system" w:hAnsi="-apple-system"/>
+          <w:color w:val="352F3D"/>
+          <w:sz w:val="25"/>
+          <w:szCs w:val="25"/>
+        </w:rPr>
+        <w:t xml:space="preserve"> </w:t>
+      </w:r>
+      <w:r>
+        <w:rPr>
+          <w:rFonts w:ascii="-apple-system" w:hAnsi="-apple-system"/>
+          <w:color w:val="352F3D"/>
+          <w:sz w:val="25"/>
+          <w:szCs w:val="25"/>
+        </w:rPr>
+        <w:t>So, what goes on the altar? </w:t>
+      </w:r>
+      <w:r>
+        <w:rPr>
+          <w:rFonts w:ascii="-apple-system" w:hAnsi="-apple-system"/>
+          <w:color w:val="352F3D"/>
+          <w:sz w:val="25"/>
+          <w:szCs w:val="25"/>
+        </w:rPr>
+        <w:t xml:space="preserve"> </w:t>
+      </w:r>
+      <w:r>
+        <w:rPr>
+          <w:rFonts w:ascii="-apple-system" w:hAnsi="-apple-system"/>
+          <w:b/>
+          <w:color w:val="352F3D"/>
+          <w:sz w:val="25"/>
+          <w:szCs w:val="25"/>
+        </w:rPr>
+        <w:t>You do.</w:t>
+      </w:r>
+      <w:r>
+        <w:rPr>
+          <w:rFonts w:ascii="-apple-system" w:hAnsi="-apple-system"/>
+          <w:b/>
+          <w:bCs/>
+          <w:color w:val="352F3D"/>
+          <w:sz w:val="25"/>
+          <w:szCs w:val="25"/>
+        </w:rPr>
+        <w:t xml:space="preserve"> </w:t>
+      </w:r>
+      <w:r>
+        <w:rPr>
+          <w:rFonts w:ascii="-apple-system" w:hAnsi="-apple-system"/>
+          <w:b/>
+          <w:color w:val="352F3D"/>
+          <w:sz w:val="25"/>
+          <w:szCs w:val="25"/>
+        </w:rPr>
+        <w:t xml:space="preserve"> Alive.</w:t>
+      </w:r>
+      <w:r>
+        <w:rPr>
+          <w:rFonts w:ascii="-apple-system" w:hAnsi="-apple-system"/>
+          <w:color w:val="352F3D"/>
+          <w:sz w:val="25"/>
+          <w:szCs w:val="25"/>
+        </w:rPr>
+        <w:t> The symbol has given way to the thing it always pointed to. </w:t>
+      </w:r>
+      <w:r>
+        <w:rPr>
+          <w:rFonts w:ascii="-apple-system" w:hAnsi="-apple-system"/>
+          <w:i/>
+          <w:color w:val="352F3D"/>
+          <w:sz w:val="25"/>
+          <w:szCs w:val="25"/>
+        </w:rPr>
+        <w:t>Peter says it outright: you are "a holy priesthood, offering spiritual sacrifices acceptable to God through Jesus Christ" (1 Peter 2:5)</w:t>
+      </w:r>
+      <w:r>
+        <w:rPr>
+          <w:rFonts w:ascii="-apple-system" w:hAnsi="-apple-system"/>
+          <w:color w:val="352F3D"/>
+          <w:sz w:val="25"/>
+          <w:szCs w:val="25"/>
+        </w:rPr>
+        <w:t xml:space="preserve">. </w:t>
+      </w:r>
+      <w:r>
+        <w:rPr>
+          <w:rFonts w:ascii="-apple-system" w:hAnsi="-apple-system"/>
+          <w:color w:val="352F3D"/>
+          <w:sz w:val="25"/>
+          <w:szCs w:val="25"/>
+        </w:rPr>
+        <w:t xml:space="preserve"> </w:t>
+      </w:r>
+      <w:r>
+        <w:rPr>
+          <w:rFonts w:ascii="-apple-system" w:hAnsi="-apple-system"/>
+          <w:color w:val="352F3D"/>
+          <w:sz w:val="25"/>
+          <w:szCs w:val="25"/>
+        </w:rPr>
+        <w:t xml:space="preserve">Hebrews thirteen names them, praise on your lips, good done, possessions shared: </w:t>
+      </w:r>
+      <w:r>
+        <w:rPr>
+          <w:rFonts w:ascii="-apple-system" w:hAnsi="-apple-system"/>
+          <w:i/>
+          <w:iCs/>
+          <w:color w:val="352F3D"/>
+          <w:sz w:val="25"/>
+          <w:szCs w:val="25"/>
+        </w:rPr>
+        <w:t>"God is pleased with such sacrifices."</w:t>
+      </w:r>
+    </w:p>
+    <w:p>
+      <w:pPr>
+        <w:spacing w:after="240" w:line="360" w:lineRule="auto"/>
+      </w:pPr>
+      <w:r>
+        <w:rPr>
+          <w:rFonts w:ascii="-apple-system" w:hAnsi="-apple-system"/>
+          <w:color w:val="352F3D"/>
+          <w:sz w:val="25"/>
+          <w:szCs w:val="25"/>
+        </w:rPr>
+        <w:t xml:space="preserve">Now feel the weight of that priesthood upon you today. </w:t>
+      </w:r>
+      <w:r>
+        <w:rPr>
+          <w:rFonts w:ascii="-apple-system" w:hAnsi="-apple-system"/>
+          <w:color w:val="352F3D"/>
+          <w:sz w:val="25"/>
+          <w:szCs w:val="25"/>
+        </w:rPr>
+        <w:t xml:space="preserve"> </w:t>
+      </w:r>
+      <w:r>
+        <w:rPr>
+          <w:rFonts w:ascii="-apple-system" w:hAnsi="-apple-system"/>
+          <w:color w:val="352F3D"/>
+          <w:sz w:val="25"/>
+          <w:szCs w:val="25"/>
+        </w:rPr>
+        <w:t>Malachi was written </w:t>
+      </w:r>
+      <w:r>
+        <w:rPr>
+          <w:rFonts w:ascii="-apple-system" w:hAnsi="-apple-system"/>
+          <w:b/>
+          <w:color w:val="352F3D"/>
+          <w:sz w:val="25"/>
+          <w:szCs w:val="25"/>
+        </w:rPr>
+        <w:t>to priests</w:t>
+      </w:r>
+      <w:r>
+        <w:rPr>
+          <w:rFonts w:ascii="-apple-system" w:hAnsi="-apple-system"/>
+          <w:color w:val="352F3D"/>
+          <w:sz w:val="25"/>
+          <w:szCs w:val="25"/>
+        </w:rPr>
+        <w:t xml:space="preserve">, about the quality of their offerings. </w:t>
+      </w:r>
+      <w:r>
+        <w:rPr>
+          <w:rFonts w:ascii="-apple-system" w:hAnsi="-apple-system"/>
+          <w:color w:val="352F3D"/>
+          <w:sz w:val="25"/>
+          <w:szCs w:val="25"/>
+        </w:rPr>
+        <w:t xml:space="preserve"> </w:t>
+      </w:r>
+      <w:r>
+        <w:rPr>
+          <w:rFonts w:ascii="-apple-system" w:hAnsi="-apple-system"/>
+          <w:color w:val="352F3D"/>
+          <w:sz w:val="25"/>
+          <w:szCs w:val="25"/>
+        </w:rPr>
+        <w:t>Peter just made </w:t>
+      </w:r>
+      <w:r>
+        <w:rPr>
+          <w:rFonts w:ascii="-apple-system" w:hAnsi="-apple-system"/>
+          <w:i/>
+          <w:color w:val="352F3D"/>
+          <w:sz w:val="25"/>
+          <w:szCs w:val="25"/>
+        </w:rPr>
+        <w:t>you</w:t>
+      </w:r>
+      <w:r>
+        <w:rPr>
+          <w:rFonts w:ascii="-apple-system" w:hAnsi="-apple-system"/>
+          <w:color w:val="352F3D"/>
+          <w:sz w:val="25"/>
+          <w:szCs w:val="25"/>
+        </w:rPr>
+        <w:t> the priest. </w:t>
+      </w:r>
+      <w:r>
+        <w:rPr>
+          <w:rFonts w:ascii="-apple-system" w:hAnsi="-apple-system"/>
+          <w:b/>
+          <w:color w:val="352F3D"/>
+          <w:sz w:val="25"/>
+          <w:szCs w:val="25"/>
+        </w:rPr>
+        <w:t>Which means Malachi's question arrives at your door with no middleman.</w:t>
+      </w:r>
+      <w:r>
+        <w:rPr>
+          <w:rFonts w:ascii="-apple-system" w:hAnsi="-apple-system"/>
+          <w:color w:val="352F3D"/>
+          <w:sz w:val="25"/>
+          <w:szCs w:val="25"/>
+        </w:rPr>
+        <w:t xml:space="preserve"> God asked those priests: you bring the blind and lame, </w:t>
+      </w:r>
+      <w:r>
+        <w:rPr>
+          <w:rFonts w:ascii="-apple-system" w:hAnsi="-apple-system"/>
+          <w:i/>
+          <w:iCs/>
+          <w:color w:val="352F3D"/>
+          <w:sz w:val="25"/>
+          <w:szCs w:val="25"/>
+        </w:rPr>
+        <w:t xml:space="preserve">"offer it to your governor! </w:t>
+      </w:r>
+      <w:r>
+        <w:rPr>
+          <w:rFonts w:ascii="-apple-system" w:hAnsi="-apple-system"/>
+          <w:i/>
+          <w:iCs/>
+          <w:color w:val="352F3D"/>
+          <w:sz w:val="25"/>
+          <w:szCs w:val="25"/>
+        </w:rPr>
+        <w:t xml:space="preserve"> </w:t>
+      </w:r>
+      <w:r>
+        <w:rPr>
+          <w:rFonts w:ascii="-apple-system" w:hAnsi="-apple-system"/>
+          <w:i/>
+          <w:iCs/>
+          <w:color w:val="352F3D"/>
+          <w:sz w:val="25"/>
+          <w:szCs w:val="25"/>
+        </w:rPr>
+        <w:t>Will he be pleased with you?"</w:t>
+      </w:r>
+      <w:r>
+        <w:rPr>
+          <w:rFonts w:ascii="-apple-system" w:hAnsi="-apple-system"/>
+          <w:color w:val="352F3D"/>
+          <w:sz w:val="25"/>
+          <w:szCs w:val="25"/>
+        </w:rPr>
+        <w:t xml:space="preserve"> (Malachi 1:8). </w:t>
+      </w:r>
+      <w:r>
+        <w:rPr>
+          <w:rFonts w:ascii="-apple-system" w:hAnsi="-apple-system"/>
+          <w:color w:val="352F3D"/>
+          <w:sz w:val="25"/>
+          <w:szCs w:val="25"/>
+        </w:rPr>
+        <w:t xml:space="preserve"> </w:t>
+      </w:r>
+      <w:r>
+        <w:rPr>
+          <w:rFonts w:ascii="-apple-system" w:hAnsi="-apple-system"/>
+          <w:color w:val="352F3D"/>
+          <w:sz w:val="25"/>
+          <w:szCs w:val="25"/>
+        </w:rPr>
+        <w:t>Would you hand your employer, your commanding officer, the quality of attention you hand God?</w:t>
+      </w:r>
+    </w:p>
+    <w:p>
+      <w:pPr>
+        <w:pStyle w:val="NormalWeb"/>
+        <w:spacing w:before="0" w:beforeAutospacing="0" w:after="240" w:afterAutospacing="0" w:line="360" w:lineRule="auto"/>
+        <w:rPr>
+          <w:rFonts w:ascii="-apple-system" w:hAnsi="-apple-system" w:cs="Calibri"/>
+          <w:color w:val="352F3D"/>
+          <w:sz w:val="25"/>
+        </w:rPr>
+      </w:pPr>
+      <w:r>
+        <w:rPr>
+          <w:rFonts w:ascii="-apple-system" w:hAnsi="-apple-system" w:cs="Calibri"/>
+          <w:color w:val="352F3D"/>
+          <w:sz w:val="25"/>
+        </w:rPr>
+        <w:t>And the old standard came across the covenants untouched: </w:t>
       </w:r>
       <w:r>
         <w:rPr>
@@ -4043,7 +4373,7 @@
           <w:color w:val="352F3D"/>
           <w:sz w:val="25"/>
         </w:rPr>
-        <w:t xml:space="preserve">, </w:t>
+        <w:t xml:space="preserve">the best. </w:t>
       </w:r>
       <w:r>
         <w:rPr>
@@ -4053,7 +4383,7 @@
           <w:color w:val="352F3D"/>
           <w:sz w:val="25"/>
         </w:rPr>
-        <w:t>alive, holy, and pleasing to God</w:t>
+        <w:t xml:space="preserve"> </w:t>
       </w:r>
       <w:r>
         <w:rPr>
@@ -4063,7 +4393,7 @@
           <w:color w:val="352F3D"/>
           <w:sz w:val="25"/>
         </w:rPr>
-        <w:t xml:space="preserve">, </w:t>
+        <w:t xml:space="preserve">The whole. </w:t>
       </w:r>
       <w:r>
         <w:rPr>
@@ -4073,397 +4403,7 @@
           <w:color w:val="352F3D"/>
           <w:sz w:val="25"/>
         </w:rPr>
-        <w:t>which is your reasonable service."</w:t>
-      </w:r>
-    </w:p>
-    <w:p>
-      <w:pPr>
-        <w:spacing w:after="240" w:line="360" w:lineRule="auto"/>
-      </w:pPr>
-      <w:r>
-        <w:rPr>
-          <w:rFonts w:ascii="-apple-system" w:hAnsi="-apple-system"/>
-          <w:color w:val="352F3D"/>
-          <w:sz w:val="25"/>
-          <w:szCs w:val="25"/>
-        </w:rPr>
-        <w:lastRenderedPageBreak/>
-        <w:t>Sacrifice didn't end. </w:t>
-      </w:r>
-      <w:r>
-        <w:rPr>
-          <w:rFonts w:ascii="-apple-system" w:hAnsi="-apple-system"/>
-          <w:b/>
-          <w:color w:val="352F3D"/>
-          <w:sz w:val="25"/>
-          <w:szCs w:val="25"/>
-        </w:rPr>
-        <w:t>It changed material.</w:t>
-      </w:r>
-      <w:r>
-        <w:rPr>
-          <w:rFonts w:ascii="-apple-system" w:hAnsi="-apple-system"/>
-          <w:color w:val="352F3D"/>
-          <w:sz w:val="25"/>
-          <w:szCs w:val="25"/>
-        </w:rPr>
-        <w:t> Under the old covenant, a substitute died in your place</w:t>
-      </w:r>
-      <w:r>
-        <w:rPr>
-          <w:rFonts w:ascii="-apple-system" w:hAnsi="-apple-system"/>
-          <w:color w:val="352F3D"/>
-          <w:sz w:val="25"/>
-          <w:szCs w:val="25"/>
-        </w:rPr>
-        <w:t xml:space="preserve">, </w:t>
-      </w:r>
-      <w:r>
-        <w:rPr>
-          <w:rFonts w:ascii="-apple-system" w:hAnsi="-apple-system"/>
-          <w:color w:val="352F3D"/>
-          <w:sz w:val="25"/>
-          <w:szCs w:val="25"/>
-        </w:rPr>
-        <w:t xml:space="preserve">you brought the lamb, and the lamb went on the altar instead of you. </w:t>
-      </w:r>
-      <w:r>
-        <w:rPr>
-          <w:rFonts w:ascii="-apple-system" w:hAnsi="-apple-system"/>
-          <w:color w:val="352F3D"/>
-          <w:sz w:val="25"/>
-          <w:szCs w:val="25"/>
-        </w:rPr>
         <w:t xml:space="preserve"> </w:t>
-      </w:r>
-      <w:r>
-        <w:rPr>
-          <w:rFonts w:ascii="-apple-system" w:hAnsi="-apple-system"/>
-          <w:color w:val="352F3D"/>
-          <w:sz w:val="25"/>
-          <w:szCs w:val="25"/>
-        </w:rPr>
-        <w:t xml:space="preserve">Now the Substitute has died, once for all. </w:t>
-      </w:r>
-      <w:r>
-        <w:rPr>
-          <w:rFonts w:ascii="-apple-system" w:hAnsi="-apple-system"/>
-          <w:color w:val="352F3D"/>
-          <w:sz w:val="25"/>
-          <w:szCs w:val="25"/>
-        </w:rPr>
-        <w:t xml:space="preserve"> </w:t>
-      </w:r>
-      <w:r>
-        <w:rPr>
-          <w:rFonts w:ascii="-apple-system" w:hAnsi="-apple-system"/>
-          <w:color w:val="352F3D"/>
-          <w:sz w:val="25"/>
-          <w:szCs w:val="25"/>
-        </w:rPr>
-        <w:t>So,</w:t>
-      </w:r>
-      <w:r>
-        <w:rPr>
-          <w:rFonts w:ascii="-apple-system" w:hAnsi="-apple-system"/>
-          <w:color w:val="352F3D"/>
-          <w:sz w:val="25"/>
-          <w:szCs w:val="25"/>
-        </w:rPr>
-        <w:t xml:space="preserve"> what goes on the altar? </w:t>
-      </w:r>
-      <w:r>
-        <w:rPr>
-          <w:rFonts w:ascii="-apple-system" w:hAnsi="-apple-system"/>
-          <w:b/>
-          <w:color w:val="352F3D"/>
-          <w:sz w:val="25"/>
-          <w:szCs w:val="25"/>
-        </w:rPr>
-        <w:t>You do.</w:t>
-      </w:r>
-      <w:r>
-        <w:rPr>
-          <w:rFonts w:ascii="-apple-system" w:hAnsi="-apple-system"/>
-          <w:b/>
-          <w:bCs/>
-          <w:color w:val="352F3D"/>
-          <w:sz w:val="25"/>
-          <w:szCs w:val="25"/>
-        </w:rPr>
-        <w:t xml:space="preserve"> </w:t>
-      </w:r>
-      <w:r>
-        <w:rPr>
-          <w:rFonts w:ascii="-apple-system" w:hAnsi="-apple-system"/>
-          <w:b/>
-          <w:color w:val="352F3D"/>
-          <w:sz w:val="25"/>
-          <w:szCs w:val="25"/>
-        </w:rPr>
-        <w:t xml:space="preserve"> Alive.</w:t>
-      </w:r>
-      <w:r>
-        <w:rPr>
-          <w:rFonts w:ascii="-apple-system" w:hAnsi="-apple-system"/>
-          <w:color w:val="352F3D"/>
-          <w:sz w:val="25"/>
-          <w:szCs w:val="25"/>
-        </w:rPr>
-        <w:t> The symbol has given way to the thing it always pointed to. </w:t>
-      </w:r>
-      <w:r>
-        <w:rPr>
-          <w:rFonts w:ascii="-apple-system" w:hAnsi="-apple-system"/>
-          <w:i/>
-          <w:color w:val="352F3D"/>
-          <w:sz w:val="25"/>
-          <w:szCs w:val="25"/>
-        </w:rPr>
-        <w:t>Peter says it outright: you are "a holy priesthood, offering spiritual sacrifices acceptable to God through Jesus Christ" (1 Peter 2:5)</w:t>
-      </w:r>
-      <w:r>
-        <w:rPr>
-          <w:rFonts w:ascii="-apple-system" w:hAnsi="-apple-system"/>
-          <w:color w:val="352F3D"/>
-          <w:sz w:val="25"/>
-          <w:szCs w:val="25"/>
-        </w:rPr>
-        <w:t xml:space="preserve">. </w:t>
-      </w:r>
-      <w:r>
-        <w:rPr>
-          <w:rFonts w:ascii="-apple-system" w:hAnsi="-apple-system"/>
-          <w:color w:val="352F3D"/>
-          <w:sz w:val="25"/>
-          <w:szCs w:val="25"/>
-        </w:rPr>
-        <w:t xml:space="preserve"> </w:t>
-      </w:r>
-      <w:r>
-        <w:rPr>
-          <w:rFonts w:ascii="-apple-system" w:hAnsi="-apple-system"/>
-          <w:color w:val="352F3D"/>
-          <w:sz w:val="25"/>
-          <w:szCs w:val="25"/>
-        </w:rPr>
-        <w:t>Hebrews thirteen names them</w:t>
-      </w:r>
-      <w:r>
-        <w:rPr>
-          <w:rFonts w:ascii="-apple-system" w:hAnsi="-apple-system"/>
-          <w:color w:val="352F3D"/>
-          <w:sz w:val="25"/>
-          <w:szCs w:val="25"/>
-        </w:rPr>
-        <w:t xml:space="preserve">, </w:t>
-      </w:r>
-      <w:r>
-        <w:rPr>
-          <w:rFonts w:ascii="-apple-system" w:hAnsi="-apple-system"/>
-          <w:color w:val="352F3D"/>
-          <w:sz w:val="25"/>
-          <w:szCs w:val="25"/>
-        </w:rPr>
-        <w:t>praise on your lips, good done, possessions shared: "God is pleased with such sacrifices."</w:t>
-      </w:r>
-    </w:p>
-    <w:p>
-      <w:pPr>
-        <w:spacing w:after="240" w:line="360" w:lineRule="auto"/>
-      </w:pPr>
-      <w:r>
-        <w:rPr>
-          <w:rFonts w:ascii="-apple-system" w:hAnsi="-apple-system"/>
-          <w:color w:val="352F3D"/>
-          <w:sz w:val="25"/>
-          <w:szCs w:val="25"/>
-        </w:rPr>
-        <w:t xml:space="preserve">Now feel the weight of that priesthood upon you today. </w:t>
-      </w:r>
-      <w:r>
-        <w:rPr>
-          <w:rFonts w:ascii="-apple-system" w:hAnsi="-apple-system"/>
-          <w:color w:val="352F3D"/>
-          <w:sz w:val="25"/>
-          <w:szCs w:val="25"/>
-        </w:rPr>
-        <w:t xml:space="preserve"> </w:t>
-      </w:r>
-      <w:r>
-        <w:rPr>
-          <w:rFonts w:ascii="-apple-system" w:hAnsi="-apple-system"/>
-          <w:color w:val="352F3D"/>
-          <w:sz w:val="25"/>
-          <w:szCs w:val="25"/>
-        </w:rPr>
-        <w:t>Malachi was written </w:t>
-      </w:r>
-      <w:r>
-        <w:rPr>
-          <w:rFonts w:ascii="-apple-system" w:hAnsi="-apple-system"/>
-          <w:b/>
-          <w:color w:val="352F3D"/>
-          <w:sz w:val="25"/>
-          <w:szCs w:val="25"/>
-        </w:rPr>
-        <w:t>to priests</w:t>
-      </w:r>
-      <w:r>
-        <w:rPr>
-          <w:rFonts w:ascii="-apple-system" w:hAnsi="-apple-system"/>
-          <w:color w:val="352F3D"/>
-          <w:sz w:val="25"/>
-          <w:szCs w:val="25"/>
-        </w:rPr>
-        <w:t xml:space="preserve">, </w:t>
-      </w:r>
-      <w:r>
-        <w:rPr>
-          <w:rFonts w:ascii="-apple-system" w:hAnsi="-apple-system"/>
-          <w:color w:val="352F3D"/>
-          <w:sz w:val="25"/>
-          <w:szCs w:val="25"/>
-        </w:rPr>
-        <w:t xml:space="preserve">about the quality of their offerings. </w:t>
-      </w:r>
-      <w:r>
-        <w:rPr>
-          <w:rFonts w:ascii="-apple-system" w:hAnsi="-apple-system"/>
-          <w:color w:val="352F3D"/>
-          <w:sz w:val="25"/>
-          <w:szCs w:val="25"/>
-        </w:rPr>
-        <w:t xml:space="preserve"> </w:t>
-      </w:r>
-      <w:r>
-        <w:rPr>
-          <w:rFonts w:ascii="-apple-system" w:hAnsi="-apple-system"/>
-          <w:color w:val="352F3D"/>
-          <w:sz w:val="25"/>
-          <w:szCs w:val="25"/>
-        </w:rPr>
-        <w:t>Peter just made </w:t>
-      </w:r>
-      <w:r>
-        <w:rPr>
-          <w:rFonts w:ascii="-apple-system" w:hAnsi="-apple-system"/>
-          <w:i/>
-          <w:color w:val="352F3D"/>
-          <w:sz w:val="25"/>
-          <w:szCs w:val="25"/>
-        </w:rPr>
-        <w:t>you</w:t>
-      </w:r>
-      <w:r>
-        <w:rPr>
-          <w:rFonts w:ascii="-apple-system" w:hAnsi="-apple-system"/>
-          <w:color w:val="352F3D"/>
-          <w:sz w:val="25"/>
-          <w:szCs w:val="25"/>
-        </w:rPr>
-        <w:t> the priest. </w:t>
-      </w:r>
-      <w:r>
-        <w:rPr>
-          <w:rFonts w:ascii="-apple-system" w:hAnsi="-apple-system"/>
-          <w:b/>
-          <w:color w:val="352F3D"/>
-          <w:sz w:val="25"/>
-          <w:szCs w:val="25"/>
-        </w:rPr>
-        <w:t>Which means Malachi's question arrives at your door with no middleman.</w:t>
-      </w:r>
-      <w:r>
-        <w:rPr>
-          <w:rFonts w:ascii="-apple-system" w:hAnsi="-apple-system"/>
-          <w:color w:val="352F3D"/>
-          <w:sz w:val="25"/>
-          <w:szCs w:val="25"/>
-        </w:rPr>
-        <w:t> </w:t>
-      </w:r>
-      <w:r>
-        <w:rPr>
-          <w:rFonts w:ascii="-apple-system" w:hAnsi="-apple-system"/>
-          <w:color w:val="352F3D"/>
-          <w:sz w:val="25"/>
-          <w:szCs w:val="25"/>
-        </w:rPr>
-        <w:t>God asked those priests: you bring the blind and lame</w:t>
-      </w:r>
-      <w:r>
-        <w:rPr>
-          <w:rFonts w:ascii="-apple-system" w:hAnsi="-apple-system"/>
-          <w:color w:val="352F3D"/>
-          <w:sz w:val="25"/>
-          <w:szCs w:val="25"/>
-        </w:rPr>
-        <w:t xml:space="preserve">, </w:t>
-      </w:r>
-      <w:r>
-        <w:rPr>
-          <w:rFonts w:ascii="-apple-system" w:hAnsi="-apple-system"/>
-          <w:color w:val="352F3D"/>
-          <w:sz w:val="25"/>
-          <w:szCs w:val="25"/>
-        </w:rPr>
-        <w:t xml:space="preserve">"offer it to your governor! </w:t>
-      </w:r>
-      <w:r>
-        <w:rPr>
-          <w:rFonts w:ascii="-apple-system" w:hAnsi="-apple-system"/>
-          <w:color w:val="352F3D"/>
-          <w:sz w:val="25"/>
-          <w:szCs w:val="25"/>
-        </w:rPr>
-        <w:t xml:space="preserve"> </w:t>
-      </w:r>
-      <w:r>
-        <w:rPr>
-          <w:rFonts w:ascii="-apple-system" w:hAnsi="-apple-system"/>
-          <w:color w:val="352F3D"/>
-          <w:sz w:val="25"/>
-          <w:szCs w:val="25"/>
-        </w:rPr>
-        <w:t xml:space="preserve">Will he be pleased with you?" (Malachi 1:8). </w:t>
-      </w:r>
-      <w:r>
-        <w:rPr>
-          <w:rFonts w:ascii="-apple-system" w:hAnsi="-apple-system"/>
-          <w:color w:val="352F3D"/>
-          <w:sz w:val="25"/>
-          <w:szCs w:val="25"/>
-        </w:rPr>
-        <w:t xml:space="preserve"> </w:t>
-      </w:r>
-      <w:r>
-        <w:rPr>
-          <w:rFonts w:ascii="-apple-system" w:hAnsi="-apple-system"/>
-          <w:color w:val="352F3D"/>
-          <w:sz w:val="25"/>
-          <w:szCs w:val="25"/>
-        </w:rPr>
-        <w:t>Would you hand your employer, your commanding officer, the quality of attention you hand God?</w:t>
-      </w:r>
-    </w:p>
-    <w:p>
-      <w:pPr>
-        <w:pStyle w:val="NormalWeb"/>
-        <w:spacing w:before="0" w:beforeAutospacing="0" w:after="240" w:afterAutospacing="0" w:line="360" w:lineRule="auto"/>
-        <w:rPr>
-          <w:rFonts w:ascii="-apple-system" w:hAnsi="-apple-system" w:cs="Calibri"/>
-          <w:color w:val="352F3D"/>
-          <w:sz w:val="25"/>
-        </w:rPr>
-      </w:pPr>
-      <w:r>
-        <w:rPr>
-          <w:rFonts w:ascii="-apple-system" w:hAnsi="-apple-system" w:cs="Calibri"/>
-          <w:color w:val="352F3D"/>
-          <w:sz w:val="25"/>
-        </w:rPr>
-        <w:t>And the old standard came across the covenants untouched: </w:t>
       </w:r>
       <w:r>
         <w:rPr>
@@ -4473,7 +4413,7 @@
           <w:color w:val="352F3D"/>
           <w:sz w:val="25"/>
         </w:rPr>
-        <w:t>the best. The whole. The unblemished.</w:t>
+        <w:t>The unblemished.</w:t>
       </w:r>
       <w:r>
         <w:rPr>
@@ -4481,13 +4421,41 @@
           <w:color w:val="352F3D"/>
           <w:sz w:val="25"/>
         </w:rPr>
-        <w:t> David understood it before the temple was even built: "I will not offer to the LORD my God burnt sacrifices that </w:t>
+        <w:t> </w:t>
+      </w:r>
+      <w:r>
+        <w:rPr>
+          <w:rFonts w:ascii="-apple-system" w:hAnsi="-apple-system" w:cs="Calibri"/>
+          <w:color w:val="352F3D"/>
+          <w:sz w:val="25"/>
+        </w:rPr>
+        <w:t xml:space="preserve"> </w:t>
+      </w:r>
+      <w:r>
+        <w:rPr>
+          <w:rFonts w:ascii="-apple-system" w:hAnsi="-apple-system" w:cs="Calibri"/>
+          <w:color w:val="352F3D"/>
+          <w:sz w:val="25"/>
+        </w:rPr>
+        <w:t xml:space="preserve">David understood it before the temple was even built: </w:t>
+      </w:r>
+      <w:r>
+        <w:rPr>
+          <w:rFonts w:ascii="-apple-system" w:hAnsi="-apple-system" w:cs="Calibri"/>
+          <w:i/>
+          <w:iCs/>
+          <w:color w:val="352F3D"/>
+          <w:sz w:val="25"/>
+        </w:rPr>
+        <w:t>"I will not offer to the LORD my God burnt sacrifices that </w:t>
       </w:r>
       <w:r>
         <w:rPr>
           <w:rFonts w:ascii="-apple-system" w:hAnsi="-apple-system" w:cs="Calibri"/>
           <w:b/>
           <w:bCs/>
+          <w:i/>
+          <w:iCs/>
           <w:color w:val="352F3D"/>
           <w:sz w:val="25"/>
         </w:rPr>
@@ -4496,10 +4464,20 @@
       <w:r>
         <w:rPr>
           <w:rFonts w:ascii="-apple-system" w:hAnsi="-apple-system" w:cs="Calibri"/>
-          <w:color w:val="352F3D"/>
-          <w:sz w:val="25"/>
-        </w:rPr>
-        <w:t>" (2 Samuel 24:24).</w:t>
+          <w:i/>
+          <w:iCs/>
+          <w:color w:val="352F3D"/>
+          <w:sz w:val="25"/>
+        </w:rPr>
+        <w:t>"</w:t>
+      </w:r>
+      <w:r>
+        <w:rPr>
+          <w:rFonts w:ascii="-apple-system" w:hAnsi="-apple-system" w:cs="Calibri"/>
+          <w:color w:val="352F3D"/>
+          <w:sz w:val="25"/>
+        </w:rPr>
+        <w:t xml:space="preserve"> (2 Samuel 24:24).</w:t>
       </w:r>
     </w:p>
     <w:p>
@@ -4550,7 +4528,7 @@
           <w:sz w:val="25"/>
           <w:szCs w:val="25"/>
         </w:rPr>
-        <w:t>,</w:t>
+        <w:t>, body and mind. </w:t>
       </w:r>
       <w:r>
         <w:rPr>
@@ -4564,68 +4542,39 @@
       <w:r>
         <w:rPr>
           <w:rFonts w:ascii="-apple-system" w:hAnsi="-apple-system"/>
-          <w:color w:val="352F3D"/>
-          <w:sz w:val="25"/>
-          <w:szCs w:val="25"/>
-        </w:rPr>
-        <w:t>body and mind. </w:t>
-      </w:r>
-      <w:r>
-        <w:rPr>
-          <w:rFonts w:ascii="-apple-system" w:hAnsi="-apple-system"/>
           <w:b/>
           <w:color w:val="352F3D"/>
           <w:sz w:val="25"/>
           <w:szCs w:val="25"/>
         </w:rPr>
-        <w:t>Are you offering your best and most costly possession</w:t>
-      </w:r>
-      <w:r>
-        <w:rPr>
-          <w:rFonts w:ascii="-apple-system" w:hAnsi="-apple-system"/>
-          <w:b/>
-          <w:color w:val="352F3D"/>
-          <w:sz w:val="25"/>
-          <w:szCs w:val="25"/>
-        </w:rPr>
-        <w:t xml:space="preserve">, </w:t>
-      </w:r>
-      <w:r>
-        <w:rPr>
-          <w:rFonts w:ascii="-apple-system" w:hAnsi="-apple-system"/>
-          <w:b/>
-          <w:color w:val="352F3D"/>
-          <w:sz w:val="25"/>
-          <w:szCs w:val="25"/>
-        </w:rPr>
-        <w:t>or the leftovers?</w:t>
-      </w:r>
-      <w:r>
-        <w:rPr>
-          <w:rFonts w:ascii="-apple-system" w:hAnsi="-apple-system"/>
-          <w:color w:val="352F3D"/>
-          <w:sz w:val="25"/>
-          <w:szCs w:val="25"/>
-        </w:rPr>
-        <w:t> The last eight minutes of the day, half-asleep, phone drained, lacking a thirst for the Word</w:t>
-      </w:r>
-      <w:r>
-        <w:rPr>
-          <w:rFonts w:ascii="-apple-system" w:hAnsi="-apple-system"/>
-          <w:color w:val="352F3D"/>
-          <w:sz w:val="25"/>
-          <w:szCs w:val="25"/>
-        </w:rPr>
-        <w:t xml:space="preserve">, </w:t>
-      </w:r>
-      <w:r>
-        <w:rPr>
-          <w:rFonts w:ascii="-apple-system" w:hAnsi="-apple-system"/>
-          <w:color w:val="352F3D"/>
-          <w:sz w:val="25"/>
-          <w:szCs w:val="25"/>
-        </w:rPr>
-        <w:t xml:space="preserve">brothers, that's the blemished lamb. </w:t>
+        <w:t>Are you offering your best and most costly possession, or the leftovers?</w:t>
+      </w:r>
+      <w:r>
+        <w:rPr>
+          <w:rFonts w:ascii="-apple-system" w:hAnsi="-apple-system"/>
+          <w:color w:val="352F3D"/>
+          <w:sz w:val="25"/>
+          <w:szCs w:val="25"/>
+        </w:rPr>
+        <w:t> </w:t>
+      </w:r>
+      <w:r>
+        <w:rPr>
+          <w:rFonts w:ascii="-apple-system" w:hAnsi="-apple-system"/>
+          <w:color w:val="352F3D"/>
+          <w:sz w:val="25"/>
+          <w:szCs w:val="25"/>
+        </w:rPr>
+        <w:t xml:space="preserve"> </w:t>
+      </w:r>
+      <w:r>
+        <w:rPr>
+          <w:rFonts w:ascii="-apple-system" w:hAnsi="-apple-system"/>
+          <w:color w:val="352F3D"/>
+          <w:sz w:val="25"/>
+          <w:szCs w:val="25"/>
+        </w:rPr>
+        <w:t xml:space="preserve">The last eight minutes of the day, half-asleep, phone drained, lacking a thirst for the Word, brothers, that's the blemished lamb. </w:t>
       </w:r>
       <w:r>
         <w:rPr>
@@ -4657,16 +4606,47 @@
           <w:sz w:val="25"/>
           <w:szCs w:val="25"/>
         </w:rPr>
-        <w:t>And notice</w:t>
-      </w:r>
-      <w:r>
-        <w:rPr>
-          <w:rFonts w:ascii="-apple-system" w:hAnsi="-apple-system"/>
-          <w:color w:val="352F3D"/>
-          <w:sz w:val="25"/>
-          <w:szCs w:val="25"/>
-        </w:rPr>
-        <w:t>…</w:t>
+        <w:t>And notice… Paul said </w:t>
+      </w:r>
+      <w:r>
+        <w:rPr>
+          <w:rFonts w:ascii="-apple-system" w:hAnsi="-apple-system"/>
+          <w:i/>
+          <w:color w:val="352F3D"/>
+          <w:sz w:val="25"/>
+          <w:szCs w:val="25"/>
+        </w:rPr>
+        <w:t>bodies</w:t>
+      </w:r>
+      <w:r>
+        <w:rPr>
+          <w:rFonts w:ascii="-apple-system" w:hAnsi="-apple-system"/>
+          <w:color w:val="352F3D"/>
+          <w:sz w:val="25"/>
+          <w:szCs w:val="25"/>
+        </w:rPr>
+        <w:t xml:space="preserve"> and then verse two: </w:t>
+      </w:r>
+      <w:r>
+        <w:rPr>
+          <w:rFonts w:ascii="-apple-system" w:hAnsi="-apple-system"/>
+          <w:b/>
+          <w:i/>
+          <w:iCs/>
+          <w:color w:val="352F3D"/>
+          <w:sz w:val="25"/>
+          <w:szCs w:val="25"/>
+        </w:rPr>
+        <w:t>"be transformed by the renewing of your mind."</w:t>
+      </w:r>
+      <w:r>
+        <w:rPr>
+          <w:rFonts w:ascii="-apple-system" w:hAnsi="-apple-system"/>
+          <w:color w:val="352F3D"/>
+          <w:sz w:val="25"/>
+          <w:szCs w:val="25"/>
+        </w:rPr>
+        <w:t> </w:t>
       </w:r>
       <w:r>
         <w:rPr>
@@ -4684,54 +4664,7 @@
           <w:sz w:val="25"/>
           <w:szCs w:val="25"/>
         </w:rPr>
-        <w:t>Paul said </w:t>
-      </w:r>
-      <w:r>
-        <w:rPr>
-          <w:rFonts w:ascii="-apple-system" w:hAnsi="-apple-system"/>
-          <w:i/>
-          <w:color w:val="352F3D"/>
-          <w:sz w:val="25"/>
-          <w:szCs w:val="25"/>
-        </w:rPr>
-        <w:t>bodies</w:t>
-      </w:r>
-      <w:r>
-        <w:rPr>
-          <w:rFonts w:ascii="-apple-system" w:hAnsi="-apple-system"/>
-          <w:color w:val="352F3D"/>
-          <w:sz w:val="25"/>
-          <w:szCs w:val="25"/>
-        </w:rPr>
-        <w:t xml:space="preserve"> and</w:t>
-      </w:r>
-      <w:r>
-        <w:rPr>
-          <w:rFonts w:ascii="-apple-system" w:hAnsi="-apple-system"/>
-          <w:color w:val="352F3D"/>
-          <w:sz w:val="25"/>
-          <w:szCs w:val="25"/>
-        </w:rPr>
-        <w:t xml:space="preserve"> then verse two: </w:t>
-      </w:r>
-      <w:r>
-        <w:rPr>
-          <w:rFonts w:ascii="-apple-system" w:hAnsi="-apple-system"/>
-          <w:b/>
-          <w:color w:val="352F3D"/>
-          <w:sz w:val="25"/>
-          <w:szCs w:val="25"/>
-        </w:rPr>
-        <w:t>"be transformed by the renewing of your mind."</w:t>
-      </w:r>
-      <w:r>
-        <w:rPr>
-          <w:rFonts w:ascii="-apple-system" w:hAnsi="-apple-system"/>
-          <w:color w:val="352F3D"/>
-          <w:sz w:val="25"/>
-          <w:szCs w:val="25"/>
-        </w:rPr>
-        <w:t> Body </w:t>
+        <w:t>Body </w:t>
       </w:r>
       <w:r>
         <w:rPr>
@@ -4785,10 +4718,23 @@
     </w:p>
     <w:p>
       <w:pPr>
+        <w:pStyle w:val="NormalWeb"/>
+        <w:spacing w:before="0" w:beforeAutospacing="0" w:after="240" w:afterAutospacing="0" w:line="360" w:lineRule="auto"/>
+        <w:rPr>
+          <w:rFonts w:ascii="-apple-system" w:hAnsi="-apple-system" w:cs="Calibri"/>
+          <w:color w:val="352F3D"/>
+          <w:sz w:val="21"/>
+          <w:szCs w:val="21"/>
+        </w:rPr>
+      </w:pPr>
+    </w:p>
+    <w:p>
+      <w:pPr>
         <w:pStyle w:val="Heading2"/>
         <w:spacing w:line="360" w:lineRule="auto"/>
       </w:pPr>
       <w:r>
+        <w:lastRenderedPageBreak/>
         <w:t xml:space="preserve">THE TRAINING </w:t>
       </w:r>
     </w:p>
@@ -4826,10 +4772,11 @@
           <w:rFonts w:ascii="-apple-system" w:hAnsi="-apple-system" w:cs="Calibri"/>
           <w:b/>
           <w:bCs/>
-          <w:color w:val="352F3D"/>
-          <w:sz w:val="25"/>
-        </w:rPr>
-        <w:lastRenderedPageBreak/>
+          <w:i/>
+          <w:iCs/>
+          <w:color w:val="352F3D"/>
+          <w:sz w:val="25"/>
+        </w:rPr>
         <w:t>"...so that you may test and approve what is the will of God</w:t>
       </w:r>
       <w:r>
@@ -4837,6 +4784,8 @@
           <w:rFonts w:ascii="-apple-system" w:hAnsi="-apple-system" w:cs="Calibri"/>
           <w:b/>
           <w:bCs/>
+          <w:i/>
+          <w:iCs/>
           <w:color w:val="352F3D"/>
           <w:sz w:val="25"/>
         </w:rPr>
@@ -4847,6 +4796,8 @@
           <w:rFonts w:ascii="-apple-system" w:hAnsi="-apple-system" w:cs="Calibri"/>
           <w:b/>
           <w:bCs/>
+          <w:i/>
+          <w:iCs/>
           <w:color w:val="352F3D"/>
           <w:sz w:val="25"/>
         </w:rPr>
@@ -4909,7 +4860,7 @@
           <w:sz w:val="25"/>
           <w:szCs w:val="25"/>
         </w:rPr>
-        <w:t xml:space="preserve"> That is Hebrews 5:14 in Paul's handwriting. </w:t>
+        <w:t> </w:t>
       </w:r>
       <w:r>
         <w:rPr>
@@ -4927,16 +4878,25 @@
           <w:sz w:val="25"/>
           <w:szCs w:val="25"/>
         </w:rPr>
-        <w:t>The living sacrifice and the trained perception are not two subjects</w:t>
-      </w:r>
-      <w:r>
-        <w:rPr>
-          <w:rFonts w:ascii="-apple-system" w:hAnsi="-apple-system"/>
-          <w:color w:val="352F3D"/>
-          <w:sz w:val="25"/>
-          <w:szCs w:val="25"/>
-        </w:rPr>
-        <w:t xml:space="preserve">, </w:t>
+        <w:t xml:space="preserve">That is Hebrews 5:14 in Paul's handwriting. </w:t>
+      </w:r>
+      <w:r>
+        <w:rPr>
+          <w:rFonts w:ascii="-apple-system" w:hAnsi="-apple-system"/>
+          <w:color w:val="352F3D"/>
+          <w:sz w:val="25"/>
+          <w:szCs w:val="25"/>
+        </w:rPr>
+        <w:t xml:space="preserve"> </w:t>
+      </w:r>
+      <w:r>
+        <w:rPr>
+          <w:rFonts w:ascii="-apple-system" w:hAnsi="-apple-system"/>
+          <w:color w:val="352F3D"/>
+          <w:sz w:val="25"/>
+          <w:szCs w:val="25"/>
+        </w:rPr>
+        <w:t xml:space="preserve">The living sacrifice and the trained perception are not two subjects, </w:t>
       </w:r>
       <w:r>
         <w:rPr>
@@ -4982,12 +4942,21 @@
       <w:r>
         <w:rPr>
           <w:rFonts w:ascii="-apple-system" w:hAnsi="-apple-system"/>
+          <w:color w:val="352F3D"/>
+          <w:sz w:val="25"/>
+          <w:szCs w:val="25"/>
+        </w:rPr>
+        <w:t xml:space="preserve"> </w:t>
+      </w:r>
+      <w:r>
+        <w:rPr>
+          <w:rFonts w:ascii="-apple-system" w:hAnsi="-apple-system"/>
           <w:i/>
           <w:color w:val="352F3D"/>
           <w:sz w:val="25"/>
           <w:szCs w:val="25"/>
         </w:rPr>
-        <w:t>Renewing your mind in the Word isn't preparation for your sacrifice. It is your sacrifice</w:t>
+        <w:t>Renewing your mind in the Word isn't preparation for your sacrifice. </w:t>
       </w:r>
       <w:r>
         <w:rPr>
@@ -4997,7 +4966,7 @@
           <w:sz w:val="25"/>
           <w:szCs w:val="25"/>
         </w:rPr>
-        <w:t>,</w:t>
+        <w:t xml:space="preserve"> </w:t>
       </w:r>
       <w:r>
         <w:rPr>
@@ -5007,7 +4976,7 @@
           <w:sz w:val="25"/>
           <w:szCs w:val="25"/>
         </w:rPr>
-        <w:t xml:space="preserve"> the daily portion of it</w:t>
+        <w:t>It is your sacrifice, the daily portion of it</w:t>
       </w:r>
       <w:r>
         <w:rPr>
@@ -5054,6 +5023,8 @@
         <w:rPr>
           <w:rFonts w:ascii="-apple-system" w:hAnsi="-apple-system"/>
           <w:b/>
+          <w:i/>
+          <w:iCs/>
           <w:color w:val="352F3D"/>
           <w:sz w:val="25"/>
           <w:szCs w:val="25"/>
@@ -5067,43 +5038,61 @@
           <w:sz w:val="25"/>
           <w:szCs w:val="25"/>
         </w:rPr>
-        <w:t> Both halves. Eager</w:t>
-      </w:r>
-      <w:r>
-        <w:rPr>
-          <w:rFonts w:ascii="-apple-system" w:hAnsi="-apple-system"/>
-          <w:color w:val="352F3D"/>
-          <w:sz w:val="25"/>
-          <w:szCs w:val="25"/>
-        </w:rPr>
-        <w:t xml:space="preserve">, </w:t>
-      </w:r>
-      <w:r>
-        <w:rPr>
-          <w:rFonts w:ascii="-apple-system" w:hAnsi="-apple-system"/>
-          <w:color w:val="352F3D"/>
-          <w:sz w:val="25"/>
-          <w:szCs w:val="25"/>
-        </w:rPr>
-        <w:t>they wanted it true. Examining</w:t>
-      </w:r>
-      <w:r>
-        <w:rPr>
-          <w:rFonts w:ascii="-apple-system" w:hAnsi="-apple-system"/>
-          <w:color w:val="352F3D"/>
-          <w:sz w:val="25"/>
-          <w:szCs w:val="25"/>
-        </w:rPr>
-        <w:t xml:space="preserve"> (</w:t>
-      </w:r>
-      <w:r>
-        <w:rPr>
-          <w:rFonts w:ascii="-apple-system" w:hAnsi="-apple-system"/>
-          <w:color w:val="352F3D"/>
-          <w:sz w:val="25"/>
-          <w:szCs w:val="25"/>
-        </w:rPr>
-        <w:t>they checked an </w:t>
+        <w:t> </w:t>
+      </w:r>
+      <w:r>
+        <w:rPr>
+          <w:rFonts w:ascii="-apple-system" w:hAnsi="-apple-system"/>
+          <w:color w:val="352F3D"/>
+          <w:sz w:val="25"/>
+          <w:szCs w:val="25"/>
+        </w:rPr>
+        <w:t xml:space="preserve"> </w:t>
+      </w:r>
+      <w:r>
+        <w:rPr>
+          <w:rFonts w:ascii="-apple-system" w:hAnsi="-apple-system"/>
+          <w:color w:val="352F3D"/>
+          <w:sz w:val="25"/>
+          <w:szCs w:val="25"/>
+        </w:rPr>
+        <w:t>Both halves. </w:t>
+      </w:r>
+      <w:r>
+        <w:rPr>
+          <w:rFonts w:ascii="-apple-system" w:hAnsi="-apple-system"/>
+          <w:color w:val="352F3D"/>
+          <w:sz w:val="25"/>
+          <w:szCs w:val="25"/>
+        </w:rPr>
+        <w:t xml:space="preserve"> </w:t>
+      </w:r>
+      <w:r>
+        <w:rPr>
+          <w:rFonts w:ascii="-apple-system" w:hAnsi="-apple-system"/>
+          <w:color w:val="352F3D"/>
+          <w:sz w:val="25"/>
+          <w:szCs w:val="25"/>
+        </w:rPr>
+        <w:t>Eager, they wanted it true. </w:t>
+      </w:r>
+      <w:r>
+        <w:rPr>
+          <w:rFonts w:ascii="-apple-system" w:hAnsi="-apple-system"/>
+          <w:color w:val="352F3D"/>
+          <w:sz w:val="25"/>
+          <w:szCs w:val="25"/>
+        </w:rPr>
+        <w:t xml:space="preserve"> </w:t>
+      </w:r>
+      <w:r>
+        <w:rPr>
+          <w:rFonts w:ascii="-apple-system" w:hAnsi="-apple-system"/>
+          <w:color w:val="352F3D"/>
+          <w:sz w:val="25"/>
+          <w:szCs w:val="25"/>
+        </w:rPr>
+        <w:t>Examining (they checked an </w:t>
       </w:r>
       <w:r>
         <w:rPr>
@@ -5113,17 +5102,7 @@
           <w:sz w:val="25"/>
           <w:szCs w:val="25"/>
         </w:rPr>
-        <w:t>apostle</w:t>
-      </w:r>
-      <w:r>
-        <w:rPr>
-          <w:rFonts w:ascii="-apple-system" w:hAnsi="-apple-system"/>
-          <w:i/>
-          <w:color w:val="352F3D"/>
-          <w:sz w:val="25"/>
-          <w:szCs w:val="25"/>
-        </w:rPr>
-        <w:t>)</w:t>
+        <w:t>apostle)</w:t>
       </w:r>
       <w:r>
         <w:rPr>
@@ -5165,7 +5144,25 @@
           <w:sz w:val="25"/>
           <w:szCs w:val="25"/>
         </w:rPr>
-        <w:t xml:space="preserve">Think about what that daily man is </w:t>
+        <w:t xml:space="preserve">Think about what that daily </w:t>
+      </w:r>
+      <w:r>
+        <w:rPr>
+          <w:rFonts w:ascii="-apple-system" w:hAnsi="-apple-system"/>
+          <w:color w:val="352F3D"/>
+          <w:sz w:val="25"/>
+          <w:szCs w:val="25"/>
+        </w:rPr>
+        <w:t xml:space="preserve">scripture reading </w:t>
+      </w:r>
+      <w:r>
+        <w:rPr>
+          <w:rFonts w:ascii="-apple-system" w:hAnsi="-apple-system"/>
+          <w:color w:val="352F3D"/>
+          <w:sz w:val="25"/>
+          <w:szCs w:val="25"/>
+        </w:rPr>
+        <w:t xml:space="preserve">man is </w:t>
       </w:r>
       <w:proofErr w:type="gramStart"/>
       <w:r>
@@ -5203,43 +5200,7 @@
           <w:sz w:val="25"/>
           <w:szCs w:val="25"/>
         </w:rPr>
-        <w:t xml:space="preserve">He's watching God draw the line between accepted and rejected worship </w:t>
-      </w:r>
-      <w:r>
-        <w:rPr>
-          <w:rFonts w:ascii="-apple-system" w:hAnsi="-apple-system"/>
-          <w:color w:val="352F3D"/>
-          <w:sz w:val="25"/>
-          <w:szCs w:val="25"/>
-        </w:rPr>
-        <w:t>(</w:t>
-      </w:r>
-      <w:r>
-        <w:rPr>
-          <w:rFonts w:ascii="-apple-system" w:hAnsi="-apple-system"/>
-          <w:color w:val="352F3D"/>
-          <w:sz w:val="25"/>
-          <w:szCs w:val="25"/>
-        </w:rPr>
-        <w:t>Cain and Abel, Nadab, Saul, Uzzah, Malachi, Ananias</w:t>
-      </w:r>
-      <w:r>
-        <w:rPr>
-          <w:rFonts w:ascii="-apple-system" w:hAnsi="-apple-system"/>
-          <w:color w:val="352F3D"/>
-          <w:sz w:val="25"/>
-          <w:szCs w:val="25"/>
-        </w:rPr>
-        <w:t xml:space="preserve">) </w:t>
-      </w:r>
-      <w:r>
-        <w:rPr>
-          <w:rFonts w:ascii="-apple-system" w:hAnsi="-apple-system"/>
-          <w:color w:val="352F3D"/>
-          <w:sz w:val="25"/>
-          <w:szCs w:val="25"/>
-        </w:rPr>
-        <w:t xml:space="preserve">hundreds of repetitions of the same lesson, until his perception is calibrated. </w:t>
+        <w:t xml:space="preserve">He's watching God draw the line between accepted and rejected worship (Cain and Abel, Nadab, Saul, Uzzah, Malachi, Ananias) hundreds of repetitions of the same lesson, until his perception is calibrated. </w:t>
       </w:r>
       <w:r>
         <w:rPr>
@@ -5257,7 +5218,43 @@
           <w:sz w:val="25"/>
           <w:szCs w:val="25"/>
         </w:rPr>
-        <w:t xml:space="preserve">Reps, like any trade. </w:t>
+        <w:t>Rep</w:t>
+      </w:r>
+      <w:r>
+        <w:rPr>
+          <w:rFonts w:ascii="-apple-system" w:hAnsi="-apple-system"/>
+          <w:color w:val="352F3D"/>
+          <w:sz w:val="25"/>
+          <w:szCs w:val="25"/>
+        </w:rPr>
+        <w:t>etitions</w:t>
+      </w:r>
+      <w:r>
+        <w:rPr>
+          <w:rFonts w:ascii="-apple-system" w:hAnsi="-apple-system"/>
+          <w:color w:val="352F3D"/>
+          <w:sz w:val="25"/>
+          <w:szCs w:val="25"/>
+        </w:rPr>
+        <w:t xml:space="preserve">, like </w:t>
+      </w:r>
+      <w:r>
+        <w:rPr>
+          <w:rFonts w:ascii="-apple-system" w:hAnsi="-apple-system"/>
+          <w:color w:val="352F3D"/>
+          <w:sz w:val="25"/>
+          <w:szCs w:val="25"/>
+        </w:rPr>
+        <w:t xml:space="preserve">with </w:t>
+      </w:r>
+      <w:r>
+        <w:rPr>
+          <w:rFonts w:ascii="-apple-system" w:hAnsi="-apple-system"/>
+          <w:color w:val="352F3D"/>
+          <w:sz w:val="25"/>
+          <w:szCs w:val="25"/>
+        </w:rPr>
+        <w:t xml:space="preserve">any trade. </w:t>
       </w:r>
       <w:r>
         <w:rPr>
@@ -5280,6 +5277,15 @@
       <w:r>
         <w:rPr>
           <w:rFonts w:ascii="-apple-system" w:hAnsi="-apple-system"/>
+          <w:color w:val="352F3D"/>
+          <w:sz w:val="25"/>
+          <w:szCs w:val="25"/>
+        </w:rPr>
+        <w:t xml:space="preserve"> </w:t>
+      </w:r>
+      <w:r>
+        <w:rPr>
+          <w:rFonts w:ascii="-apple-system" w:hAnsi="-apple-system"/>
           <w:b/>
           <w:color w:val="352F3D"/>
           <w:sz w:val="25"/>
@@ -5294,16 +5300,7 @@
           <w:sz w:val="25"/>
           <w:szCs w:val="25"/>
         </w:rPr>
-        <w:t xml:space="preserve">, </w:t>
-      </w:r>
-      <w:r>
-        <w:rPr>
-          <w:rFonts w:ascii="-apple-system" w:hAnsi="-apple-system"/>
-          <w:color w:val="352F3D"/>
-          <w:sz w:val="25"/>
-          <w:szCs w:val="25"/>
-        </w:rPr>
-        <w:t xml:space="preserve">in the teaching he's weighing. </w:t>
+        <w:t xml:space="preserve">, in the teaching he's weighing. </w:t>
       </w:r>
       <w:r>
         <w:rPr>
@@ -5345,44 +5342,16 @@
           <w:sz w:val="25"/>
           <w:szCs w:val="25"/>
         </w:rPr>
-        <w:t xml:space="preserve">He's missing the </w:t>
-      </w:r>
-      <w:r>
-        <w:rPr>
-          <w:rFonts w:ascii="-apple-system" w:hAnsi="-apple-system"/>
-          <w:b/>
-          <w:color w:val="352F3D"/>
-          <w:sz w:val="25"/>
-          <w:szCs w:val="25"/>
-        </w:rPr>
-        <w:t>training data.</w:t>
-      </w:r>
-      <w:r>
-        <w:rPr>
-          <w:rFonts w:ascii="-apple-system" w:hAnsi="-apple-system"/>
-          <w:color w:val="352F3D"/>
-          <w:sz w:val="25"/>
-          <w:szCs w:val="25"/>
-        </w:rPr>
-        <w:t> His sincerity is real</w:t>
-      </w:r>
-      <w:r>
-        <w:rPr>
-          <w:rFonts w:ascii="-apple-system" w:hAnsi="-apple-system"/>
-          <w:color w:val="352F3D"/>
-          <w:sz w:val="25"/>
-          <w:szCs w:val="25"/>
-        </w:rPr>
-        <w:t xml:space="preserve">, </w:t>
-      </w:r>
-      <w:r>
-        <w:rPr>
-          <w:rFonts w:ascii="-apple-system" w:hAnsi="-apple-system"/>
-          <w:color w:val="352F3D"/>
-          <w:sz w:val="25"/>
-          <w:szCs w:val="25"/>
-        </w:rPr>
-        <w:t xml:space="preserve">and uncalibrated. </w:t>
+        <w:t>He's missing the training data.</w:t>
+      </w:r>
+      <w:r>
+        <w:rPr>
+          <w:rFonts w:ascii="-apple-system" w:hAnsi="-apple-system"/>
+          <w:color w:val="352F3D"/>
+          <w:sz w:val="25"/>
+          <w:szCs w:val="25"/>
+        </w:rPr>
+        <w:t xml:space="preserve"> His sincerity is real, and uncalibrated. </w:t>
       </w:r>
       <w:r>
         <w:rPr>
@@ -5428,6 +5397,7 @@
         <w:spacing w:line="360" w:lineRule="auto"/>
       </w:pPr>
       <w:r>
+        <w:lastRenderedPageBreak/>
         <w:t>CLOSE</w:t>
       </w:r>
       <w:r>
@@ -5467,7 +5437,6 @@
           <w:color w:val="352F3D"/>
           <w:sz w:val="25"/>
         </w:rPr>
-        <w:lastRenderedPageBreak/>
         <w:t>The writer finishes the lesson they were too dull to hear, and it lands at chapter ten</w:t>
       </w:r>
       <w:r>
@@ -5491,6 +5460,8 @@
           <w:rFonts w:ascii="-apple-system" w:hAnsi="-apple-system" w:cs="Calibri"/>
           <w:b/>
           <w:bCs/>
+          <w:i/>
+          <w:iCs/>
           <w:color w:val="352F3D"/>
           <w:sz w:val="25"/>
         </w:rPr>
@@ -5569,16 +5540,7 @@
           <w:sz w:val="25"/>
           <w:szCs w:val="25"/>
         </w:rPr>
-        <w:t xml:space="preserve">, </w:t>
-      </w:r>
-      <w:r>
-        <w:rPr>
-          <w:rFonts w:ascii="-apple-system" w:hAnsi="-apple-system"/>
-          <w:color w:val="352F3D"/>
-          <w:sz w:val="25"/>
-          <w:szCs w:val="25"/>
-        </w:rPr>
-        <w:t>a </w:t>
+        <w:t>, a </w:t>
       </w:r>
       <w:r>
         <w:rPr>
@@ -5644,27 +5606,7 @@
           <w:sz w:val="25"/>
           <w:szCs w:val="25"/>
         </w:rPr>
-        <w:t>Religion, worship, sacrifice, and the obedience of faith</w:t>
-      </w:r>
-      <w:r>
-        <w:rPr>
-          <w:rFonts w:ascii="-apple-system" w:hAnsi="-apple-system"/>
-          <w:b/>
-          <w:color w:val="352F3D"/>
-          <w:sz w:val="25"/>
-          <w:szCs w:val="25"/>
-        </w:rPr>
-        <w:t xml:space="preserve">, </w:t>
-      </w:r>
-      <w:r>
-        <w:rPr>
-          <w:rFonts w:ascii="-apple-system" w:hAnsi="-apple-system"/>
-          <w:b/>
-          <w:color w:val="352F3D"/>
-          <w:sz w:val="25"/>
-          <w:szCs w:val="25"/>
-        </w:rPr>
-        <w:t>aligned once, completely, in Him.</w:t>
+        <w:t>Religion, worship, sacrifice, and the obedience of faith, aligned once, completely, in Him.</w:t>
       </w:r>
       <w:r>
         <w:rPr>
@@ -5687,16 +5629,7 @@
           <w:sz w:val="25"/>
           <w:szCs w:val="25"/>
         </w:rPr>
-        <w:t xml:space="preserve">He completed the stack before He asked you to </w:t>
-      </w:r>
-      <w:r>
-        <w:rPr>
-          <w:rFonts w:ascii="-apple-system" w:hAnsi="-apple-system"/>
-          <w:color w:val="352F3D"/>
-          <w:sz w:val="25"/>
-          <w:szCs w:val="25"/>
-        </w:rPr>
-        <w:t xml:space="preserve">climb it. </w:t>
+        <w:t xml:space="preserve">He completed the stack before He asked you to climb it. </w:t>
       </w:r>
       <w:r>
         <w:rPr>
@@ -5770,7 +5703,25 @@
           <w:sz w:val="25"/>
           <w:szCs w:val="25"/>
         </w:rPr>
-        <w:t xml:space="preserve"> Mercy first. </w:t>
+        <w:t> </w:t>
+      </w:r>
+      <w:r>
+        <w:rPr>
+          <w:rFonts w:ascii="-apple-system" w:hAnsi="-apple-system"/>
+          <w:color w:val="352F3D"/>
+          <w:sz w:val="25"/>
+          <w:szCs w:val="25"/>
+        </w:rPr>
+        <w:t xml:space="preserve"> </w:t>
+      </w:r>
+      <w:r>
+        <w:rPr>
+          <w:rFonts w:ascii="-apple-system" w:hAnsi="-apple-system"/>
+          <w:color w:val="352F3D"/>
+          <w:sz w:val="25"/>
+          <w:szCs w:val="25"/>
+        </w:rPr>
+        <w:t xml:space="preserve">Mercy first. </w:t>
       </w:r>
       <w:r>
         <w:rPr>
@@ -5794,15 +5745,76 @@
     <w:p>
       <w:pPr>
         <w:spacing w:after="240" w:line="360" w:lineRule="auto"/>
-      </w:pPr>
-      <w:r>
-        <w:rPr>
-          <w:rFonts w:ascii="-apple-system" w:hAnsi="-apple-system"/>
-          <w:color w:val="352F3D"/>
-          <w:sz w:val="25"/>
-          <w:szCs w:val="25"/>
-        </w:rPr>
-        <w:t>So,</w:t>
+        <w:rPr>
+          <w:rFonts w:ascii="-apple-system" w:hAnsi="-apple-system"/>
+          <w:i/>
+          <w:color w:val="352F3D"/>
+          <w:sz w:val="25"/>
+          <w:szCs w:val="25"/>
+        </w:rPr>
+      </w:pPr>
+      <w:r>
+        <w:rPr>
+          <w:rFonts w:ascii="-apple-system" w:hAnsi="-apple-system"/>
+          <w:color w:val="352F3D"/>
+          <w:sz w:val="25"/>
+          <w:szCs w:val="25"/>
+        </w:rPr>
+        <w:t xml:space="preserve">So, </w:t>
+      </w:r>
+      <w:r>
+        <w:rPr>
+          <w:rFonts w:ascii="-apple-system" w:hAnsi="-apple-system"/>
+          <w:color w:val="352F3D"/>
+          <w:sz w:val="25"/>
+          <w:szCs w:val="25"/>
+        </w:rPr>
+        <w:t xml:space="preserve">you are </w:t>
+      </w:r>
+      <w:r>
+        <w:rPr>
+          <w:rFonts w:ascii="-apple-system" w:hAnsi="-apple-system"/>
+          <w:color w:val="352F3D"/>
+          <w:sz w:val="25"/>
+          <w:szCs w:val="25"/>
+        </w:rPr>
+        <w:t>priests of the Most High God</w:t>
+      </w:r>
+      <w:r>
+        <w:rPr>
+          <w:rFonts w:ascii="-apple-system" w:hAnsi="-apple-system"/>
+          <w:color w:val="352F3D"/>
+          <w:sz w:val="25"/>
+          <w:szCs w:val="25"/>
+        </w:rPr>
+        <w:t xml:space="preserve">.  </w:t>
+      </w:r>
+      <w:r>
+        <w:rPr>
+          <w:rFonts w:ascii="-apple-system" w:hAnsi="-apple-system"/>
+          <w:color w:val="352F3D"/>
+          <w:sz w:val="25"/>
+          <w:szCs w:val="25"/>
+        </w:rPr>
+        <w:t xml:space="preserve">Your sacrifice is yourself; your Obedience of Faith.  </w:t>
+      </w:r>
+      <w:r>
+        <w:rPr>
+          <w:rFonts w:ascii="-apple-system" w:hAnsi="-apple-system"/>
+          <w:color w:val="352F3D"/>
+          <w:sz w:val="25"/>
+          <w:szCs w:val="25"/>
+        </w:rPr>
+        <w:t>Here is</w:t>
+      </w:r>
+      <w:r>
+        <w:rPr>
+          <w:rFonts w:ascii="-apple-system" w:hAnsi="-apple-system"/>
+          <w:color w:val="352F3D"/>
+          <w:sz w:val="25"/>
+          <w:szCs w:val="25"/>
+        </w:rPr>
+        <w:t xml:space="preserve"> your training for tomorrow morning. </w:t>
       </w:r>
       <w:r>
         <w:rPr>
@@ -5820,70 +5832,7 @@
           <w:sz w:val="25"/>
           <w:szCs w:val="25"/>
         </w:rPr>
-        <w:t>priests</w:t>
-      </w:r>
-      <w:r>
-        <w:rPr>
-          <w:rFonts w:ascii="-apple-system" w:hAnsi="-apple-system"/>
-          <w:color w:val="352F3D"/>
-          <w:sz w:val="25"/>
-          <w:szCs w:val="25"/>
-        </w:rPr>
-        <w:t xml:space="preserve"> of the Mo</w:t>
-      </w:r>
-      <w:r>
-        <w:rPr>
-          <w:rFonts w:ascii="-apple-system" w:hAnsi="-apple-system"/>
-          <w:color w:val="352F3D"/>
-          <w:sz w:val="25"/>
-          <w:szCs w:val="25"/>
-        </w:rPr>
-        <w:t>st High God</w:t>
-      </w:r>
-      <w:r>
-        <w:rPr>
-          <w:rFonts w:ascii="-apple-system" w:hAnsi="-apple-system"/>
-          <w:color w:val="352F3D"/>
-          <w:sz w:val="25"/>
-          <w:szCs w:val="25"/>
-        </w:rPr>
-        <w:t xml:space="preserve">, </w:t>
-      </w:r>
-      <w:r>
-        <w:rPr>
-          <w:rFonts w:ascii="-apple-system" w:hAnsi="-apple-system"/>
-          <w:color w:val="352F3D"/>
-          <w:sz w:val="25"/>
-          <w:szCs w:val="25"/>
-        </w:rPr>
-        <w:t xml:space="preserve">here's </w:t>
-      </w:r>
-      <w:r>
-        <w:rPr>
-          <w:rFonts w:ascii="-apple-system" w:hAnsi="-apple-system"/>
-          <w:color w:val="352F3D"/>
-          <w:sz w:val="25"/>
-          <w:szCs w:val="25"/>
-        </w:rPr>
-        <w:t xml:space="preserve">your training for </w:t>
-      </w:r>
-      <w:r>
-        <w:rPr>
-          <w:rFonts w:ascii="-apple-system" w:hAnsi="-apple-system"/>
-          <w:color w:val="352F3D"/>
-          <w:sz w:val="25"/>
-          <w:szCs w:val="25"/>
-        </w:rPr>
-        <w:t>tomorrow morning</w:t>
-      </w:r>
-      <w:r>
-        <w:rPr>
-          <w:rFonts w:ascii="-apple-system" w:hAnsi="-apple-system"/>
-          <w:color w:val="352F3D"/>
-          <w:sz w:val="25"/>
-          <w:szCs w:val="25"/>
-        </w:rPr>
-        <w:t xml:space="preserve">. </w:t>
+        <w:t xml:space="preserve">One chapter. </w:t>
       </w:r>
       <w:r>
         <w:rPr>
@@ -5901,7 +5850,7 @@
           <w:sz w:val="25"/>
           <w:szCs w:val="25"/>
         </w:rPr>
-        <w:t xml:space="preserve">One chapter. </w:t>
+        <w:t xml:space="preserve">Before the phone. </w:t>
       </w:r>
       <w:r>
         <w:rPr>
@@ -5919,34 +5868,7 @@
           <w:sz w:val="25"/>
           <w:szCs w:val="25"/>
         </w:rPr>
-        <w:t xml:space="preserve">Before the phone. </w:t>
-      </w:r>
-      <w:r>
-        <w:rPr>
-          <w:rFonts w:ascii="-apple-system" w:hAnsi="-apple-system"/>
-          <w:color w:val="352F3D"/>
-          <w:sz w:val="25"/>
-          <w:szCs w:val="25"/>
-        </w:rPr>
-        <w:t xml:space="preserve"> </w:t>
-      </w:r>
-      <w:r>
-        <w:rPr>
-          <w:rFonts w:ascii="-apple-system" w:hAnsi="-apple-system"/>
-          <w:color w:val="352F3D"/>
-          <w:sz w:val="25"/>
-          <w:szCs w:val="25"/>
-        </w:rPr>
-        <w:t>Your first minutes, not your last</w:t>
-      </w:r>
-      <w:r>
-        <w:rPr>
-          <w:rFonts w:ascii="-apple-system" w:hAnsi="-apple-system"/>
-          <w:color w:val="352F3D"/>
-          <w:sz w:val="25"/>
-          <w:szCs w:val="25"/>
-        </w:rPr>
-        <w:t xml:space="preserve">, </w:t>
+        <w:t xml:space="preserve">Your first minutes, not your last, </w:t>
       </w:r>
       <w:r>
         <w:rPr>
@@ -6007,6 +5929,240 @@
     </w:p>
     <w:p>
       <w:pPr>
+        <w:spacing w:after="240" w:line="360" w:lineRule="auto"/>
+        <w:rPr>
+          <w:rFonts w:ascii="-apple-system" w:hAnsi="-apple-system"/>
+          <w:iCs/>
+          <w:color w:val="352F3D"/>
+          <w:sz w:val="25"/>
+          <w:szCs w:val="25"/>
+        </w:rPr>
+      </w:pPr>
+      <w:r>
+        <w:rPr>
+          <w:rFonts w:ascii="-apple-system" w:hAnsi="-apple-system"/>
+          <w:iCs/>
+          <w:color w:val="352F3D"/>
+          <w:sz w:val="25"/>
+          <w:szCs w:val="25"/>
+        </w:rPr>
+        <w:t xml:space="preserve">For </w:t>
+      </w:r>
+      <w:r>
+        <w:rPr>
+          <w:rFonts w:ascii="-apple-system" w:hAnsi="-apple-system"/>
+          <w:iCs/>
+          <w:color w:val="352F3D"/>
+          <w:sz w:val="25"/>
+          <w:szCs w:val="25"/>
+        </w:rPr>
+        <w:t>each of us, for the church</w:t>
+      </w:r>
+      <w:r>
+        <w:rPr>
+          <w:rFonts w:ascii="-apple-system" w:hAnsi="-apple-system"/>
+          <w:iCs/>
+          <w:color w:val="352F3D"/>
+          <w:sz w:val="25"/>
+          <w:szCs w:val="25"/>
+        </w:rPr>
+        <w:t>, spiritual warfare means simply fulfilling the Great Commission.  Jesus said:</w:t>
+      </w:r>
+    </w:p>
+    <w:p>
+      <w:pPr>
+        <w:pStyle w:val="NormalWeb"/>
+        <w:spacing w:before="0" w:beforeAutospacing="0" w:after="0" w:afterAutospacing="0"/>
+        <w:rPr>
+          <w:rFonts w:ascii="Helvetica Neue" w:hAnsi="Helvetica Neue"/>
+          <w:color w:val="000000"/>
+        </w:rPr>
+      </w:pPr>
+      <w:r>
+        <w:rPr>
+          <w:rFonts w:ascii="Helvetica Neue" w:hAnsi="Helvetica Neue"/>
+          <w:i/>
+          <w:iCs/>
+          <w:color w:val="000000"/>
+        </w:rPr>
+        <w:t xml:space="preserve">“All </w:t>
+      </w:r>
+      <w:r>
+        <w:rPr>
+          <w:rFonts w:ascii="Helvetica Neue" w:hAnsi="Helvetica Neue"/>
+          <w:b/>
+          <w:bCs/>
+          <w:i/>
+          <w:iCs/>
+          <w:color w:val="000000"/>
+        </w:rPr>
+        <w:t>authority</w:t>
+      </w:r>
+      <w:r>
+        <w:rPr>
+          <w:rFonts w:ascii="Helvetica Neue" w:hAnsi="Helvetica Neue"/>
+          <w:i/>
+          <w:iCs/>
+          <w:color w:val="000000"/>
+        </w:rPr>
+        <w:t xml:space="preserve"> in heaven and on earth has been given to me. </w:t>
+      </w:r>
+      <w:r>
+        <w:rPr>
+          <w:rFonts w:ascii="Helvetica Neue" w:hAnsi="Helvetica Neue"/>
+          <w:i/>
+          <w:iCs/>
+          <w:color w:val="000000"/>
+        </w:rPr>
+        <w:t>Therefore,</w:t>
+      </w:r>
+      <w:r>
+        <w:rPr>
+          <w:rFonts w:ascii="Helvetica Neue" w:hAnsi="Helvetica Neue"/>
+          <w:i/>
+          <w:iCs/>
+          <w:color w:val="000000"/>
+        </w:rPr>
+        <w:t xml:space="preserve"> </w:t>
+      </w:r>
+      <w:r>
+        <w:rPr>
+          <w:rFonts w:ascii="Helvetica Neue" w:hAnsi="Helvetica Neue"/>
+          <w:b/>
+          <w:bCs/>
+          <w:i/>
+          <w:iCs/>
+          <w:color w:val="000000"/>
+        </w:rPr>
+        <w:t>go</w:t>
+      </w:r>
+      <w:r>
+        <w:rPr>
+          <w:rFonts w:ascii="Helvetica Neue" w:hAnsi="Helvetica Neue"/>
+          <w:i/>
+          <w:iCs/>
+          <w:color w:val="000000"/>
+        </w:rPr>
+        <w:t xml:space="preserve"> and make </w:t>
+      </w:r>
+      <w:r>
+        <w:rPr>
+          <w:rFonts w:ascii="Helvetica Neue" w:hAnsi="Helvetica Neue"/>
+          <w:b/>
+          <w:bCs/>
+          <w:i/>
+          <w:iCs/>
+          <w:color w:val="000000"/>
+        </w:rPr>
+        <w:t>disciples</w:t>
+      </w:r>
+      <w:r>
+        <w:rPr>
+          <w:rFonts w:ascii="Helvetica Neue" w:hAnsi="Helvetica Neue"/>
+          <w:i/>
+          <w:iCs/>
+          <w:color w:val="000000"/>
+        </w:rPr>
+        <w:t xml:space="preserve"> of all nations, </w:t>
+      </w:r>
+      <w:r>
+        <w:rPr>
+          <w:rFonts w:ascii="Helvetica Neue" w:hAnsi="Helvetica Neue"/>
+          <w:b/>
+          <w:bCs/>
+          <w:i/>
+          <w:iCs/>
+          <w:color w:val="000000"/>
+        </w:rPr>
+        <w:t>baptizing</w:t>
+      </w:r>
+      <w:r>
+        <w:rPr>
+          <w:rFonts w:ascii="Helvetica Neue" w:hAnsi="Helvetica Neue"/>
+          <w:i/>
+          <w:iCs/>
+          <w:color w:val="000000"/>
+        </w:rPr>
+        <w:t xml:space="preserve"> them in the name of the Father and the Son and the Holy Spirit, </w:t>
+      </w:r>
+      <w:r>
+        <w:rPr>
+          <w:rFonts w:ascii="Helvetica Neue" w:hAnsi="Helvetica Neue"/>
+          <w:b/>
+          <w:bCs/>
+          <w:i/>
+          <w:iCs/>
+          <w:color w:val="000000"/>
+        </w:rPr>
+        <w:t>teaching</w:t>
+      </w:r>
+      <w:r>
+        <w:rPr>
+          <w:rFonts w:ascii="Helvetica Neue" w:hAnsi="Helvetica Neue"/>
+          <w:i/>
+          <w:iCs/>
+          <w:color w:val="000000"/>
+        </w:rPr>
+        <w:t xml:space="preserve"> them to </w:t>
+      </w:r>
+      <w:r>
+        <w:rPr>
+          <w:rFonts w:ascii="Helvetica Neue" w:hAnsi="Helvetica Neue"/>
+          <w:b/>
+          <w:bCs/>
+          <w:i/>
+          <w:iCs/>
+          <w:color w:val="000000"/>
+        </w:rPr>
+        <w:t>obey</w:t>
+      </w:r>
+      <w:r>
+        <w:rPr>
+          <w:rFonts w:ascii="Helvetica Neue" w:hAnsi="Helvetica Neue"/>
+          <w:i/>
+          <w:iCs/>
+          <w:color w:val="000000"/>
+        </w:rPr>
+        <w:t xml:space="preserve"> everything I have commanded you. And remember, I am with you always, to the end of the age.”</w:t>
+      </w:r>
+      <w:r>
+        <w:rPr>
+          <w:rFonts w:ascii="Helvetica Neue" w:hAnsi="Helvetica Neue"/>
+          <w:color w:val="000000"/>
+        </w:rPr>
+        <w:t xml:space="preserve"> (</w:t>
+      </w:r>
+      <w:r>
+        <w:rPr>
+          <w:rFonts w:ascii="Helvetica Neue" w:hAnsi="Helvetica Neue"/>
+          <w:b/>
+          <w:bCs/>
+          <w:color w:val="238554"/>
+          <w:sz w:val="18"/>
+          <w:szCs w:val="18"/>
+        </w:rPr>
+        <w:t>Matthew 28:18-20</w:t>
+      </w:r>
+      <w:r>
+        <w:rPr>
+          <w:rFonts w:ascii="Helvetica Neue" w:hAnsi="Helvetica Neue"/>
+          <w:color w:val="000000"/>
+        </w:rPr>
+        <w:t>)</w:t>
+      </w:r>
+    </w:p>
+    <w:p>
+      <w:pPr>
+        <w:pStyle w:val="NormalWeb"/>
+        <w:spacing w:before="0" w:beforeAutospacing="0" w:after="0" w:afterAutospacing="0"/>
+        <w:rPr>
+          <w:rFonts w:ascii="Helvetica Neue" w:hAnsi="Helvetica Neue"/>
+          <w:color w:val="000000"/>
+        </w:rPr>
+      </w:pPr>
+    </w:p>
+    <w:p>
+      <w:pPr>
         <w:pStyle w:val="NormalWeb"/>
         <w:spacing w:before="0" w:beforeAutospacing="0" w:after="240" w:afterAutospacing="0" w:line="360" w:lineRule="auto"/>
         <w:rPr>
@@ -6021,7 +6177,7 @@
           <w:color w:val="352F3D"/>
           <w:sz w:val="25"/>
         </w:rPr>
-        <w:t>The Apostle instructs… b</w:t>
+        <w:t xml:space="preserve">The Apostle instructs… </w:t>
       </w:r>
       <w:r>
         <w:rPr>
@@ -6029,7 +6185,49 @@
           <w:color w:val="352F3D"/>
           <w:sz w:val="25"/>
         </w:rPr>
-        <w:t>y this time, you ought to be teachers.</w:t>
+        <w:t>“</w:t>
+      </w:r>
+      <w:r>
+        <w:rPr>
+          <w:rFonts w:ascii="-apple-system" w:hAnsi="-apple-system" w:cs="Calibri"/>
+          <w:color w:val="352F3D"/>
+          <w:sz w:val="25"/>
+        </w:rPr>
+        <w:t>b</w:t>
+      </w:r>
+      <w:r>
+        <w:rPr>
+          <w:rFonts w:ascii="-apple-system" w:hAnsi="-apple-system" w:cs="Calibri"/>
+          <w:color w:val="352F3D"/>
+          <w:sz w:val="25"/>
+        </w:rPr>
+        <w:t xml:space="preserve">y this time, you ought to be </w:t>
+      </w:r>
+      <w:r>
+        <w:rPr>
+          <w:rFonts w:ascii="-apple-system" w:hAnsi="-apple-system" w:cs="Calibri"/>
+          <w:b/>
+          <w:bCs/>
+          <w:color w:val="352F3D"/>
+          <w:sz w:val="25"/>
+        </w:rPr>
+        <w:t>teachers</w:t>
+      </w:r>
+      <w:r>
+        <w:rPr>
+          <w:rFonts w:ascii="-apple-system" w:hAnsi="-apple-system" w:cs="Calibri"/>
+          <w:color w:val="352F3D"/>
+          <w:sz w:val="25"/>
+        </w:rPr>
+        <w:t>”</w:t>
+      </w:r>
+      <w:r>
+        <w:rPr>
+          <w:rFonts w:ascii="-apple-system" w:hAnsi="-apple-system" w:cs="Calibri"/>
+          <w:color w:val="352F3D"/>
+          <w:sz w:val="25"/>
+        </w:rPr>
+        <w:t>.</w:t>
       </w:r>
     </w:p>
     <w:p>
@@ -6056,7 +6254,25 @@
           <w:color w:val="352F3D"/>
           <w:sz w:val="25"/>
         </w:rPr>
-        <w:t xml:space="preserve"> your sacrifice with the Obedience of Faith.</w:t>
+        <w:t xml:space="preserve"> your sacrifice with the </w:t>
+      </w:r>
+      <w:r>
+        <w:rPr>
+          <w:rFonts w:ascii="-apple-system" w:hAnsi="-apple-system" w:cs="Calibri"/>
+          <w:b/>
+          <w:bCs/>
+          <w:color w:val="352F3D"/>
+          <w:sz w:val="25"/>
+        </w:rPr>
+        <w:t>Obedience of Faith</w:t>
+      </w:r>
+      <w:r>
+        <w:rPr>
+          <w:rFonts w:ascii="-apple-system" w:hAnsi="-apple-system" w:cs="Calibri"/>
+          <w:color w:val="352F3D"/>
+          <w:sz w:val="25"/>
+        </w:rPr>
+        <w:t>.</w:t>
       </w:r>
     </w:p>
     <w:p/>
@@ -8286,7 +8502,6 @@
     <w:name w:val="Normal (Web)"/>
     <w:basedOn w:val="Normal"/>
     <w:uiPriority w:val="99"/>
-    <w:semiHidden/>
     <w:unhideWhenUsed/>
     <w:rsid w:val="002F19E2"/>
     <w:pPr>

--- a/2026-Q3/Devotionals/TrainedToTellTheDIfference.docx
+++ b/2026-Q3/Devotionals/TrainedToTellTheDIfference.docx
@@ -1466,7 +1466,6 @@
           <w:szCs w:val="20"/>
           <w14:ligatures w14:val="none"/>
         </w:rPr>
-        <w:lastRenderedPageBreak/>
         <w:t>Anchor texts (NET)</w:t>
       </w:r>
     </w:p>
@@ -2443,7 +2442,6 @@
           <w:sz w:val="25"/>
           <w:szCs w:val="25"/>
         </w:rPr>
-        <w:lastRenderedPageBreak/>
         <w:t>Layer two: </w:t>
       </w:r>
       <w:r>
@@ -2816,6 +2814,7 @@
           <w:sz w:val="25"/>
           <w:szCs w:val="25"/>
         </w:rPr>
+        <w:lastRenderedPageBreak/>
         <w:t>Layer four: </w:t>
       </w:r>
       <w:r>
@@ -3293,7 +3292,18 @@
           <w:sz w:val="25"/>
           <w:szCs w:val="25"/>
         </w:rPr>
-        <w:t xml:space="preserve">Saul comes home declaring, "I have done what the Lord said." </w:t>
+        <w:t xml:space="preserve">Saul comes home declaring, </w:t>
+      </w:r>
+      <w:r>
+        <w:rPr>
+          <w:rFonts w:ascii="-apple-system" w:hAnsi="-apple-system"/>
+          <w:b/>
+          <w:bCs/>
+          <w:color w:val="352F3D"/>
+          <w:sz w:val="25"/>
+          <w:szCs w:val="25"/>
+        </w:rPr>
+        <w:t>"I have done what the Lord said."</w:t>
       </w:r>
       <w:r>
         <w:rPr>
@@ -3311,6 +3321,15 @@
           <w:sz w:val="25"/>
           <w:szCs w:val="25"/>
         </w:rPr>
+        <w:t xml:space="preserve"> </w:t>
+      </w:r>
+      <w:r>
+        <w:rPr>
+          <w:rFonts w:ascii="-apple-system" w:hAnsi="-apple-system"/>
+          <w:color w:val="352F3D"/>
+          <w:sz w:val="25"/>
+          <w:szCs w:val="25"/>
+        </w:rPr>
         <w:t>He appears to </w:t>
       </w:r>
       <w:r>
@@ -3348,17 +3367,7 @@
           <w:sz w:val="25"/>
           <w:szCs w:val="25"/>
         </w:rPr>
-        <w:t xml:space="preserve">Uzzah, with David rescuing the Ark of the Covenant from the Philistines, reached to </w:t>
-      </w:r>
-      <w:r>
-        <w:rPr>
-          <w:rFonts w:ascii="-apple-system" w:hAnsi="-apple-system"/>
-          <w:color w:val="352F3D"/>
-          <w:sz w:val="25"/>
-          <w:szCs w:val="25"/>
-        </w:rPr>
-        <w:lastRenderedPageBreak/>
-        <w:t xml:space="preserve">steady the Ark from falling. </w:t>
+        <w:t xml:space="preserve">Uzzah, with David rescuing the Ark of the Covenant from the Philistines, reached to steady the Ark from falling. </w:t>
       </w:r>
       <w:r>
         <w:rPr>
@@ -3789,6 +3798,7 @@
           <w:sz w:val="25"/>
           <w:szCs w:val="25"/>
         </w:rPr>
+        <w:lastRenderedPageBreak/>
         <w:t xml:space="preserve">Most of us would instinctively say no, that ended at the cross. </w:t>
       </w:r>
       <w:r>
@@ -3997,7 +4007,6 @@
           <w:sz w:val="25"/>
           <w:szCs w:val="25"/>
         </w:rPr>
-        <w:lastRenderedPageBreak/>
         <w:t>Sacrifice didn't end. </w:t>
       </w:r>
       <w:r>
@@ -4134,12 +4143,24 @@
       <w:r>
         <w:rPr>
           <w:rFonts w:ascii="-apple-system" w:hAnsi="-apple-system"/>
+          <w:b/>
+          <w:bCs/>
           <w:i/>
           <w:color w:val="352F3D"/>
           <w:sz w:val="25"/>
           <w:szCs w:val="25"/>
         </w:rPr>
-        <w:t>Peter says it outright: you are "a holy priesthood, offering spiritual sacrifices acceptable to God through Jesus Christ" (1 Peter 2:5)</w:t>
+        <w:t>Peter says it outright: you are "a holy priesthood, offering spiritual sacrifices acceptable to God through Jesus Christ"</w:t>
+      </w:r>
+      <w:r>
+        <w:rPr>
+          <w:rFonts w:ascii="-apple-system" w:hAnsi="-apple-system"/>
+          <w:i/>
+          <w:color w:val="352F3D"/>
+          <w:sz w:val="25"/>
+          <w:szCs w:val="25"/>
+        </w:rPr>
+        <w:t xml:space="preserve"> (1 Peter 2:5)</w:t>
       </w:r>
       <w:r>
         <w:rPr>
@@ -4171,6 +4192,8 @@
       <w:r>
         <w:rPr>
           <w:rFonts w:ascii="-apple-system" w:hAnsi="-apple-system"/>
+          <w:b/>
+          <w:bCs/>
           <w:i/>
           <w:iCs/>
           <w:color w:val="352F3D"/>
@@ -4289,6 +4312,8 @@
       <w:r>
         <w:rPr>
           <w:rFonts w:ascii="-apple-system" w:hAnsi="-apple-system"/>
+          <w:b/>
+          <w:bCs/>
           <w:i/>
           <w:iCs/>
           <w:color w:val="352F3D"/>
@@ -4300,6 +4325,8 @@
       <w:r>
         <w:rPr>
           <w:rFonts w:ascii="-apple-system" w:hAnsi="-apple-system"/>
+          <w:b/>
+          <w:bCs/>
           <w:i/>
           <w:iCs/>
           <w:color w:val="352F3D"/>
@@ -4311,6 +4338,8 @@
       <w:r>
         <w:rPr>
           <w:rFonts w:ascii="-apple-system" w:hAnsi="-apple-system"/>
+          <w:b/>
+          <w:bCs/>
           <w:i/>
           <w:iCs/>
           <w:color w:val="352F3D"/>
@@ -5397,7 +5426,6 @@
         <w:spacing w:line="360" w:lineRule="auto"/>
       </w:pPr>
       <w:r>
-        <w:lastRenderedPageBreak/>
         <w:t>CLOSE</w:t>
       </w:r>
       <w:r>
@@ -5629,6 +5657,7 @@
           <w:sz w:val="25"/>
           <w:szCs w:val="25"/>
         </w:rPr>
+        <w:lastRenderedPageBreak/>
         <w:t xml:space="preserve">He completed the stack before He asked you to climb it. </w:t>
       </w:r>
       <w:r>
@@ -6005,25 +6034,7 @@
           <w:iCs/>
           <w:color w:val="000000"/>
         </w:rPr>
-        <w:t xml:space="preserve"> in heaven and on earth has been given to me. </w:t>
-      </w:r>
-      <w:r>
-        <w:rPr>
-          <w:rFonts w:ascii="Helvetica Neue" w:hAnsi="Helvetica Neue"/>
-          <w:i/>
-          <w:iCs/>
-          <w:color w:val="000000"/>
-        </w:rPr>
-        <w:t>Therefore,</w:t>
-      </w:r>
-      <w:r>
-        <w:rPr>
-          <w:rFonts w:ascii="Helvetica Neue" w:hAnsi="Helvetica Neue"/>
-          <w:i/>
-          <w:iCs/>
-          <w:color w:val="000000"/>
-        </w:rPr>
-        <w:t xml:space="preserve"> </w:t>
+        <w:t xml:space="preserve"> in heaven and on earth has been given to me. Therefore, </w:t>
       </w:r>
       <w:r>
         <w:rPr>
@@ -6182,6 +6193,8 @@
       <w:r>
         <w:rPr>
           <w:rFonts w:ascii="-apple-system" w:hAnsi="-apple-system" w:cs="Calibri"/>
+          <w:i/>
+          <w:iCs/>
           <w:color w:val="352F3D"/>
           <w:sz w:val="25"/>
         </w:rPr>
@@ -6190,6 +6203,8 @@
       <w:r>
         <w:rPr>
           <w:rFonts w:ascii="-apple-system" w:hAnsi="-apple-system" w:cs="Calibri"/>
+          <w:i/>
+          <w:iCs/>
           <w:color w:val="352F3D"/>
           <w:sz w:val="25"/>
         </w:rPr>
@@ -6198,6 +6213,8 @@
       <w:r>
         <w:rPr>
           <w:rFonts w:ascii="-apple-system" w:hAnsi="-apple-system" w:cs="Calibri"/>
+          <w:i/>
+          <w:iCs/>
           <w:color w:val="352F3D"/>
           <w:sz w:val="25"/>
         </w:rPr>
@@ -6208,6 +6225,8 @@
           <w:rFonts w:ascii="-apple-system" w:hAnsi="-apple-system" w:cs="Calibri"/>
           <w:b/>
           <w:bCs/>
+          <w:i/>
+          <w:iCs/>
           <w:color w:val="352F3D"/>
           <w:sz w:val="25"/>
         </w:rPr>
@@ -6216,6 +6235,8 @@
       <w:r>
         <w:rPr>
           <w:rFonts w:ascii="-apple-system" w:hAnsi="-apple-system" w:cs="Calibri"/>
+          <w:i/>
+          <w:iCs/>
           <w:color w:val="352F3D"/>
           <w:sz w:val="25"/>
         </w:rPr>
@@ -6224,6 +6245,8 @@
       <w:r>
         <w:rPr>
           <w:rFonts w:ascii="-apple-system" w:hAnsi="-apple-system" w:cs="Calibri"/>
+          <w:i/>
+          <w:iCs/>
           <w:color w:val="352F3D"/>
           <w:sz w:val="25"/>
         </w:rPr>
@@ -6283,7 +6306,7 @@
       <w:footerReference w:type="default" r:id="rId10"/>
       <w:headerReference w:type="first" r:id="rId11"/>
       <w:footerReference w:type="first" r:id="rId12"/>
-      <w:pgSz w:w="12240" w:h="15840"/>
+      <w:pgSz w:w="12240" w:h="20160"/>
       <w:pgMar w:top="1440" w:right="1440" w:bottom="1440" w:left="1440" w:header="720" w:footer="720" w:gutter="0"/>
       <w:cols w:space="720"/>
       <w:docGrid w:linePitch="360"/>
